--- a/电路图.docx
+++ b/电路图.docx
@@ -24,77 +24,214 @@
         </w:rPr>
         <w:t>1</w:t>
       </w:r>
+    </w:p>
+    <w:p>
+      <w:pPr>
+        <w:rPr>
+          <w:rFonts w:hint="eastAsia" w:ascii="Times New Roman" w:hAnsi="Times New Roman" w:eastAsia="宋体" w:cs="Times New Roman"/>
+          <w:vertAlign w:val="subscript"/>
+          <w:lang w:val="en-US" w:eastAsia="zh-CN"/>
+        </w:rPr>
+      </w:pPr>
+      <w:r>
+        <w:rPr>
+          <w:rFonts w:hint="default" w:ascii="Times New Roman" w:hAnsi="Times New Roman" w:eastAsia="宋体" w:cs="Times New Roman"/>
+        </w:rPr>
+        <w:t>Φ</w:t>
+      </w:r>
+      <w:r>
+        <w:rPr>
+          <w:rFonts w:hint="eastAsia" w:ascii="Times New Roman" w:hAnsi="Times New Roman" w:eastAsia="宋体" w:cs="Times New Roman"/>
+          <w:vertAlign w:val="subscript"/>
+          <w:lang w:val="en-US" w:eastAsia="zh-CN"/>
+        </w:rPr>
+        <w:t>2</w:t>
+      </w:r>
+    </w:p>
+    <w:p>
+      <w:pPr>
+        <w:rPr>
+          <w:rFonts w:hint="default" w:ascii="Times New Roman" w:hAnsi="Times New Roman" w:eastAsia="宋体" w:cs="Times New Roman"/>
+          <w:vertAlign w:val="baseline"/>
+          <w:lang w:val="en-US" w:eastAsia="zh-CN"/>
+        </w:rPr>
+      </w:pPr>
+      <w:r>
+        <w:rPr>
+          <w:rFonts w:hint="default" w:ascii="Times New Roman" w:hAnsi="Times New Roman" w:eastAsia="宋体" w:cs="Times New Roman"/>
+        </w:rPr>
+        <w:t>Φ</w:t>
+      </w:r>
+      <w:r>
+        <w:rPr>
+          <w:rFonts w:hint="eastAsia" w:ascii="Times New Roman" w:hAnsi="Times New Roman" w:eastAsia="宋体" w:cs="Times New Roman"/>
+          <w:vertAlign w:val="subscript"/>
+          <w:lang w:val="en-US" w:eastAsia="zh-CN"/>
+        </w:rPr>
+        <w:t>1a</w:t>
+      </w:r>
+    </w:p>
+    <w:p>
+      <w:pPr>
+        <w:rPr>
+          <w:rFonts w:hint="eastAsia" w:ascii="Times New Roman" w:hAnsi="Times New Roman" w:eastAsia="宋体" w:cs="Times New Roman"/>
+          <w:vertAlign w:val="subscript"/>
+          <w:lang w:val="en-US" w:eastAsia="zh-CN"/>
+        </w:rPr>
+      </w:pPr>
+      <w:r>
+        <w:rPr>
+          <w:rFonts w:hint="default" w:ascii="Times New Roman" w:hAnsi="Times New Roman" w:eastAsia="宋体" w:cs="Times New Roman"/>
+        </w:rPr>
+        <w:t>Φ</w:t>
+      </w:r>
+      <w:r>
+        <w:rPr>
+          <w:rFonts w:hint="eastAsia" w:ascii="Times New Roman" w:hAnsi="Times New Roman" w:eastAsia="宋体" w:cs="Times New Roman"/>
+          <w:vertAlign w:val="subscript"/>
+          <w:lang w:val="en-US" w:eastAsia="zh-CN"/>
+        </w:rPr>
+        <w:t>1b</w:t>
+      </w:r>
+    </w:p>
+    <w:p>
+      <w:pPr>
+        <w:rPr>
+          <w:rFonts w:hint="default" w:ascii="Times New Roman" w:hAnsi="Times New Roman" w:eastAsia="宋体" w:cs="Times New Roman"/>
+          <w:vertAlign w:val="subscript"/>
+          <w:lang w:val="en-US" w:eastAsia="zh-CN"/>
+        </w:rPr>
+      </w:pPr>
+      <w:r>
+        <w:rPr>
+          <w:rFonts w:hint="default" w:ascii="Times New Roman" w:hAnsi="Times New Roman" w:eastAsia="宋体" w:cs="Times New Roman"/>
+          <w:vertAlign w:val="subscript"/>
+          <w:lang w:val="en-US" w:eastAsia="zh-CN"/>
+        </w:rPr>
+        <w:t>这篇论文基于高能效高精度全动态放大器研究项目，首先回顾了动态放大器作为低功耗放大器具有</w:t>
+      </w:r>
+    </w:p>
+    <w:p>
+      <w:pPr>
+        <w:rPr>
+          <w:rFonts w:hint="default" w:ascii="Times New Roman" w:hAnsi="Times New Roman" w:eastAsia="宋体" w:cs="Times New Roman"/>
+          <w:vertAlign w:val="subscript"/>
+          <w:lang w:val="en-US" w:eastAsia="zh-CN"/>
+        </w:rPr>
+      </w:pPr>
+      <w:r>
+        <w:rPr>
+          <w:rFonts w:hint="default" w:ascii="Times New Roman" w:hAnsi="Times New Roman" w:eastAsia="宋体" w:cs="Times New Roman"/>
+          <w:vertAlign w:val="subscript"/>
+          <w:lang w:val="en-US" w:eastAsia="zh-CN"/>
+        </w:rPr>
+        <w:t>的全动态功耗、高动态性能的优势，分析了传统固定偏置式电平移位方法在低电压环境下增益不足、线性下降、共模漂移敏感等问题的根源。</w:t>
+      </w:r>
+    </w:p>
+    <w:p>
+      <w:pPr>
+        <w:rPr>
+          <w:rFonts w:hint="default" w:ascii="Times New Roman" w:hAnsi="Times New Roman" w:eastAsia="宋体" w:cs="Times New Roman"/>
+          <w:vertAlign w:val="subscript"/>
+          <w:lang w:val="en-US" w:eastAsia="zh-CN"/>
+        </w:rPr>
+      </w:pPr>
+      <w:r>
+        <w:rPr>
+          <w:rFonts w:hint="default" w:ascii="Times New Roman" w:hAnsi="Times New Roman" w:eastAsia="宋体" w:cs="Times New Roman"/>
+          <w:vertAlign w:val="subscript"/>
+          <w:lang w:val="en-US" w:eastAsia="zh-CN"/>
+        </w:rPr>
+        <w:t>针对这些问题，本文提出了一种基于低压浮动反相放大器（LVFIA）和相关电平移位</w:t>
+      </w:r>
+    </w:p>
+    <w:p>
+      <w:pPr>
+        <w:rPr>
+          <w:rFonts w:hint="default" w:ascii="Times New Roman" w:hAnsi="Times New Roman" w:eastAsia="宋体" w:cs="Times New Roman"/>
+          <w:vertAlign w:val="subscript"/>
+          <w:lang w:val="en-US" w:eastAsia="zh-CN"/>
+        </w:rPr>
+      </w:pPr>
+      <w:r>
+        <w:rPr>
+          <w:rFonts w:hint="default" w:ascii="Times New Roman" w:hAnsi="Times New Roman" w:eastAsia="宋体" w:cs="Times New Roman"/>
+          <w:vertAlign w:val="subscript"/>
+          <w:lang w:val="en-US" w:eastAsia="zh-CN"/>
+        </w:rPr>
+        <w:t>（Correlated Level Shifting, CLS）技术的创新架构设计方法，</w:t>
+      </w:r>
+    </w:p>
+    <w:p>
+      <w:pPr>
+        <w:rPr>
+          <w:rFonts w:hint="default" w:ascii="Times New Roman" w:hAnsi="Times New Roman" w:eastAsia="宋体" w:cs="Times New Roman"/>
+          <w:vertAlign w:val="subscript"/>
+          <w:lang w:val="en-US" w:eastAsia="zh-CN"/>
+        </w:rPr>
+      </w:pPr>
+      <w:r>
+        <w:rPr>
+          <w:rFonts w:hint="default" w:ascii="Times New Roman" w:hAnsi="Times New Roman" w:eastAsia="宋体" w:cs="Times New Roman"/>
+          <w:vertAlign w:val="subscript"/>
+          <w:lang w:val="en-US" w:eastAsia="zh-CN"/>
+        </w:rPr>
+        <w:t>通过理论分析、仿真验证和实验测试，系统评估了CLS在提升动态放大器性能方面的有效性，</w:t>
+      </w:r>
+    </w:p>
+    <w:p>
+      <w:pPr>
+        <w:rPr>
+          <w:rFonts w:hint="default" w:ascii="Times New Roman" w:hAnsi="Times New Roman" w:eastAsia="宋体" w:cs="Times New Roman"/>
+          <w:vertAlign w:val="subscript"/>
+          <w:lang w:val="en-US" w:eastAsia="zh-CN"/>
+        </w:rPr>
+      </w:pPr>
+      <w:r>
+        <w:rPr>
+          <w:rFonts w:hint="default" w:ascii="Times New Roman" w:hAnsi="Times New Roman" w:eastAsia="宋体" w:cs="Times New Roman"/>
+          <w:vertAlign w:val="subscript"/>
+          <w:lang w:val="en-US" w:eastAsia="zh-CN"/>
+        </w:rPr>
+        <w:t>并与传统固定偏置式电平移位方法进行了对比。结果表明，CLS能够显著提升动态放大器的增益和线性度，</w:t>
+      </w:r>
+    </w:p>
+    <w:p>
+      <w:pPr>
+        <w:rPr>
+          <w:rFonts w:hint="default" w:ascii="Times New Roman" w:hAnsi="Times New Roman" w:eastAsia="宋体" w:cs="Times New Roman"/>
+          <w:vertAlign w:val="subscript"/>
+          <w:lang w:val="en-US" w:eastAsia="zh-CN"/>
+        </w:rPr>
+      </w:pPr>
+      <w:r>
+        <w:rPr>
+          <w:rFonts w:hint="default" w:ascii="Times New Roman" w:hAnsi="Times New Roman" w:eastAsia="宋体" w:cs="Times New Roman"/>
+          <w:vertAlign w:val="subscript"/>
+          <w:lang w:val="en-US" w:eastAsia="zh-CN"/>
+        </w:rPr>
+        <w:t>同时降低共模漂移敏感性，为未来低电压模拟电路设计提供了新的思路和方法。</w:t>
+      </w:r>
+    </w:p>
+    <w:p>
+      <w:pPr>
+        <w:rPr>
+          <w:rFonts w:hint="default" w:ascii="Times New Roman" w:hAnsi="Times New Roman" w:eastAsia="宋体" w:cs="Times New Roman"/>
+          <w:vertAlign w:val="subscript"/>
+          <w:lang w:val="en-US" w:eastAsia="zh-CN"/>
+        </w:rPr>
+      </w:pPr>
+    </w:p>
+    <w:p>
+      <w:pPr>
+        <w:rPr>
+          <w:rFonts w:hint="default" w:ascii="Times New Roman" w:hAnsi="Times New Roman" w:eastAsia="宋体" w:cs="Times New Roman"/>
+          <w:vertAlign w:val="subscript"/>
+          <w:lang w:val="en-US" w:eastAsia="zh-CN"/>
+        </w:rPr>
+      </w:pPr>
       <w:bookmarkStart w:id="0" w:name="_GoBack"/>
       <w:bookmarkEnd w:id="0"/>
-    </w:p>
-    <w:p>
-      <w:pPr>
-        <w:rPr>
-          <w:rFonts w:hint="eastAsia" w:ascii="Times New Roman" w:hAnsi="Times New Roman" w:eastAsia="宋体" w:cs="Times New Roman"/>
-          <w:vertAlign w:val="subscript"/>
-          <w:lang w:val="en-US" w:eastAsia="zh-CN"/>
-        </w:rPr>
-      </w:pPr>
-      <w:r>
-        <w:rPr>
-          <w:rFonts w:hint="default" w:ascii="Times New Roman" w:hAnsi="Times New Roman" w:eastAsia="宋体" w:cs="Times New Roman"/>
-        </w:rPr>
-        <w:t>Φ</w:t>
-      </w:r>
-      <w:r>
-        <w:rPr>
-          <w:rFonts w:hint="eastAsia" w:ascii="Times New Roman" w:hAnsi="Times New Roman" w:eastAsia="宋体" w:cs="Times New Roman"/>
-          <w:vertAlign w:val="subscript"/>
-          <w:lang w:val="en-US" w:eastAsia="zh-CN"/>
-        </w:rPr>
-        <w:t>2</w:t>
-      </w:r>
-    </w:p>
-    <w:p>
-      <w:pPr>
-        <w:rPr>
-          <w:rFonts w:hint="default" w:ascii="Times New Roman" w:hAnsi="Times New Roman" w:eastAsia="宋体" w:cs="Times New Roman"/>
-          <w:vertAlign w:val="baseline"/>
-          <w:lang w:val="en-US" w:eastAsia="zh-CN"/>
-        </w:rPr>
-      </w:pPr>
-      <w:r>
-        <w:rPr>
-          <w:rFonts w:hint="default" w:ascii="Times New Roman" w:hAnsi="Times New Roman" w:eastAsia="宋体" w:cs="Times New Roman"/>
-        </w:rPr>
-        <w:t>Φ</w:t>
-      </w:r>
-      <w:r>
-        <w:rPr>
-          <w:rFonts w:hint="eastAsia" w:ascii="Times New Roman" w:hAnsi="Times New Roman" w:eastAsia="宋体" w:cs="Times New Roman"/>
-          <w:vertAlign w:val="subscript"/>
-          <w:lang w:val="en-US" w:eastAsia="zh-CN"/>
-        </w:rPr>
-        <w:t>1a</w:t>
-      </w:r>
-    </w:p>
-    <w:p>
-      <w:pPr>
-        <w:rPr>
-          <w:rFonts w:hint="default" w:ascii="Times New Roman" w:hAnsi="Times New Roman" w:eastAsia="宋体" w:cs="Times New Roman"/>
-          <w:vertAlign w:val="baseline"/>
-          <w:lang w:val="en-US" w:eastAsia="zh-CN"/>
-        </w:rPr>
-      </w:pPr>
-      <w:r>
-        <w:rPr>
-          <w:rFonts w:hint="default" w:ascii="Times New Roman" w:hAnsi="Times New Roman" w:eastAsia="宋体" w:cs="Times New Roman"/>
-        </w:rPr>
-        <w:t>Φ</w:t>
-      </w:r>
-      <w:r>
-        <w:rPr>
-          <w:rFonts w:hint="eastAsia" w:ascii="Times New Roman" w:hAnsi="Times New Roman" w:eastAsia="宋体" w:cs="Times New Roman"/>
-          <w:vertAlign w:val="subscript"/>
-          <w:lang w:val="en-US" w:eastAsia="zh-CN"/>
-        </w:rPr>
-        <w:t>1b</w:t>
-      </w:r>
     </w:p>
     <w:sectPr>
       <w:pgSz w:w="11906" w:h="16838"/>
@@ -111,7 +248,7 @@
   <w:docDefaults>
     <w:rPrDefault>
       <w:rPr>
-        <w:rFonts w:asciiTheme="minorHAnsi" w:hAnsiTheme="minorHAnsi" w:eastAsiaTheme="minorEastAsia" w:cstheme="minorBidi"/>
+        <w:rFonts w:ascii="Times New Roman" w:hAnsi="Times New Roman" w:eastAsia="宋体" w:cs="Times New Roman"/>
       </w:rPr>
     </w:rPrDefault>
     <w:pPrDefault/>
@@ -220,7 +357,7 @@
     <w:lsdException w:unhideWhenUsed="0" w:uiPriority="0" w:semiHidden="0" w:name="HTML Sample"/>
     <w:lsdException w:unhideWhenUsed="0" w:uiPriority="0" w:semiHidden="0" w:name="HTML Typewriter"/>
     <w:lsdException w:unhideWhenUsed="0" w:uiPriority="0" w:semiHidden="0" w:name="HTML Variable"/>
-    <w:lsdException w:unhideWhenUsed="0" w:uiPriority="0" w:name="Normal Table"/>
+    <w:lsdException w:qFormat="1" w:unhideWhenUsed="0" w:uiPriority="0" w:name="Normal Table"/>
     <w:lsdException w:unhideWhenUsed="0" w:uiPriority="0" w:semiHidden="0" w:name="annotation subject"/>
     <w:lsdException w:unhideWhenUsed="0" w:uiPriority="0" w:semiHidden="0" w:name="Table Simple 1"/>
     <w:lsdException w:unhideWhenUsed="0" w:uiPriority="0" w:semiHidden="0" w:name="Table Simple 2"/>
@@ -391,6 +528,7 @@
   <w:style w:type="table" w:default="1" w:styleId="2">
     <w:name w:val="Normal Table"/>
     <w:semiHidden/>
+    <w:qFormat/>
     <w:uiPriority w:val="0"/>
     <w:tblPr>
       <w:tblCellMar>

--- a/电路图.docx
+++ b/电路图.docx
@@ -97,141 +97,2094 @@
     <w:p>
       <w:pPr>
         <w:rPr>
+          <w:rFonts w:ascii="微软雅黑" w:hAnsi="微软雅黑" w:eastAsia="微软雅黑" w:cs="微软雅黑"/>
+          <w:i w:val="0"/>
+          <w:iCs w:val="0"/>
+          <w:caps w:val="0"/>
+          <w:color w:val="000000"/>
+          <w:spacing w:val="15"/>
+          <w:sz w:val="22"/>
+          <w:szCs w:val="22"/>
+          <w:shd w:val="clear" w:fill="FFFFFF"/>
+          <w:woUserID w:val="1"/>
+        </w:rPr>
+      </w:pPr>
+      <w:bookmarkStart w:id="0" w:name="_GoBack"/>
+      <w:r>
+        <w:rPr>
+          <w:rFonts w:hint="default" w:ascii="微软雅黑" w:hAnsi="微软雅黑" w:eastAsia="微软雅黑" w:cs="微软雅黑"/>
+          <w:i w:val="0"/>
+          <w:iCs w:val="0"/>
+          <w:caps w:val="0"/>
+          <w:color w:val="000000"/>
+          <w:spacing w:val="15"/>
+          <w:sz w:val="22"/>
+          <w:szCs w:val="22"/>
+          <w:shd w:val="clear" w:fill="FFFFFF"/>
+          <w:lang w:val="en-US" w:eastAsia="zh-CN"/>
+          <w:woUserID w:val="1"/>
+        </w:rPr>
+        <w:t>随着物联网、工业互联网、可穿戴医疗与智慧环境监测系统的快速发展，</w:t>
+      </w:r>
+    </w:p>
+    <w:p>
+      <w:pPr>
+        <w:rPr>
+          <w:rFonts w:hint="default" w:ascii="微软雅黑" w:hAnsi="微软雅黑" w:eastAsia="微软雅黑" w:cs="微软雅黑"/>
+          <w:i w:val="0"/>
+          <w:iCs w:val="0"/>
+          <w:caps w:val="0"/>
+          <w:color w:val="000000"/>
+          <w:spacing w:val="15"/>
+          <w:sz w:val="22"/>
+          <w:szCs w:val="22"/>
+          <w:shd w:val="clear" w:fill="FFFFFF"/>
+          <w:woUserID w:val="1"/>
+        </w:rPr>
+      </w:pPr>
+      <w:r>
+        <w:rPr>
+          <w:rFonts w:hint="default" w:ascii="微软雅黑" w:hAnsi="微软雅黑" w:eastAsia="微软雅黑" w:cs="微软雅黑"/>
+          <w:i w:val="0"/>
+          <w:iCs w:val="0"/>
+          <w:caps w:val="0"/>
+          <w:color w:val="000000"/>
+          <w:spacing w:val="15"/>
+          <w:sz w:val="22"/>
+          <w:szCs w:val="22"/>
+          <w:shd w:val="clear" w:fill="FFFFFF"/>
+          <w:lang w:val="en-US" w:eastAsia="zh-CN"/>
+          <w:woUserID w:val="1"/>
+        </w:rPr>
+        <w:t>终端节点对“长期自治供电 + 高可信感知”的要求不断提高。</w:t>
+      </w:r>
+    </w:p>
+    <w:p>
+      <w:pPr>
+        <w:rPr>
+          <w:rFonts w:hint="default" w:ascii="微软雅黑" w:hAnsi="微软雅黑" w:eastAsia="微软雅黑" w:cs="微软雅黑"/>
+          <w:i w:val="0"/>
+          <w:iCs w:val="0"/>
+          <w:caps w:val="0"/>
+          <w:color w:val="000000"/>
+          <w:spacing w:val="15"/>
+          <w:sz w:val="22"/>
+          <w:szCs w:val="22"/>
+          <w:shd w:val="clear" w:fill="FFFFFF"/>
+          <w:woUserID w:val="1"/>
+        </w:rPr>
+      </w:pPr>
+      <w:r>
+        <w:rPr>
+          <w:rFonts w:hint="default" w:ascii="微软雅黑" w:hAnsi="微软雅黑" w:eastAsia="微软雅黑" w:cs="微软雅黑"/>
+          <w:i w:val="0"/>
+          <w:iCs w:val="0"/>
+          <w:caps w:val="0"/>
+          <w:color w:val="000000"/>
+          <w:spacing w:val="15"/>
+          <w:sz w:val="22"/>
+          <w:szCs w:val="22"/>
+          <w:shd w:val="clear" w:fill="FFFFFF"/>
+          <w:lang w:val="en-US" w:eastAsia="zh-CN"/>
+          <w:woUserID w:val="1"/>
+        </w:rPr>
+        <w:t>对于这类系统而言，</w:t>
+      </w:r>
+    </w:p>
+    <w:p>
+      <w:pPr>
+        <w:rPr>
+          <w:rFonts w:hint="default" w:ascii="微软雅黑" w:hAnsi="微软雅黑" w:eastAsia="微软雅黑" w:cs="微软雅黑"/>
+          <w:i w:val="0"/>
+          <w:iCs w:val="0"/>
+          <w:caps w:val="0"/>
+          <w:color w:val="000000"/>
+          <w:spacing w:val="15"/>
+          <w:sz w:val="22"/>
+          <w:szCs w:val="22"/>
+          <w:shd w:val="clear" w:fill="FFFFFF"/>
+          <w:woUserID w:val="1"/>
+        </w:rPr>
+      </w:pPr>
+      <w:r>
+        <w:rPr>
+          <w:rFonts w:hint="default" w:ascii="微软雅黑" w:hAnsi="微软雅黑" w:eastAsia="微软雅黑" w:cs="微软雅黑"/>
+          <w:i w:val="0"/>
+          <w:iCs w:val="0"/>
+          <w:caps w:val="0"/>
+          <w:color w:val="000000"/>
+          <w:spacing w:val="15"/>
+          <w:sz w:val="22"/>
+          <w:szCs w:val="22"/>
+          <w:shd w:val="clear" w:fill="FFFFFF"/>
+          <w:lang w:val="en-US" w:eastAsia="zh-CN"/>
+          <w:woUserID w:val="1"/>
+        </w:rPr>
+        <w:t>前端传感与数据转换链路往往是总能耗与系统精度的关键瓶颈。</w:t>
+      </w:r>
+    </w:p>
+    <w:p>
+      <w:pPr>
+        <w:rPr>
+          <w:rFonts w:hint="default" w:ascii="微软雅黑" w:hAnsi="微软雅黑" w:eastAsia="微软雅黑" w:cs="微软雅黑"/>
+          <w:i w:val="0"/>
+          <w:iCs w:val="0"/>
+          <w:caps w:val="0"/>
+          <w:color w:val="000000"/>
+          <w:spacing w:val="15"/>
+          <w:sz w:val="22"/>
+          <w:szCs w:val="22"/>
+          <w:shd w:val="clear" w:fill="FFFFFF"/>
+          <w:woUserID w:val="1"/>
+        </w:rPr>
+      </w:pPr>
+      <w:r>
+        <w:rPr>
+          <w:rFonts w:hint="default" w:ascii="微软雅黑" w:hAnsi="微软雅黑" w:eastAsia="微软雅黑" w:cs="微软雅黑"/>
+          <w:i w:val="0"/>
+          <w:iCs w:val="0"/>
+          <w:caps w:val="0"/>
+          <w:color w:val="000000"/>
+          <w:spacing w:val="15"/>
+          <w:sz w:val="22"/>
+          <w:szCs w:val="22"/>
+          <w:shd w:val="clear" w:fill="FFFFFF"/>
+          <w:lang w:val="en-US" w:eastAsia="zh-CN"/>
+          <w:woUserID w:val="1"/>
+        </w:rPr>
+        <w:t>一方面，节点常由纽扣电池、薄膜电池或能量采集模块供电，</w:t>
+      </w:r>
+    </w:p>
+    <w:p>
+      <w:pPr>
+        <w:rPr>
+          <w:rFonts w:hint="default" w:ascii="微软雅黑" w:hAnsi="微软雅黑" w:eastAsia="微软雅黑" w:cs="微软雅黑"/>
+          <w:i w:val="0"/>
+          <w:iCs w:val="0"/>
+          <w:caps w:val="0"/>
+          <w:color w:val="000000"/>
+          <w:spacing w:val="15"/>
+          <w:sz w:val="22"/>
+          <w:szCs w:val="22"/>
+          <w:shd w:val="clear" w:fill="FFFFFF"/>
+          <w:woUserID w:val="1"/>
+        </w:rPr>
+      </w:pPr>
+      <w:r>
+        <w:rPr>
+          <w:rFonts w:hint="default" w:ascii="微软雅黑" w:hAnsi="微软雅黑" w:eastAsia="微软雅黑" w:cs="微软雅黑"/>
+          <w:i w:val="0"/>
+          <w:iCs w:val="0"/>
+          <w:caps w:val="0"/>
+          <w:color w:val="000000"/>
+          <w:spacing w:val="15"/>
+          <w:sz w:val="22"/>
+          <w:szCs w:val="22"/>
+          <w:shd w:val="clear" w:fill="FFFFFF"/>
+          <w:lang w:val="en-US" w:eastAsia="zh-CN"/>
+          <w:woUserID w:val="1"/>
+        </w:rPr>
+        <w:t>平均功耗预算通常处于微瓦到毫瓦量级；</w:t>
+      </w:r>
+    </w:p>
+    <w:p>
+      <w:pPr>
+        <w:rPr>
+          <w:rFonts w:hint="default" w:ascii="微软雅黑" w:hAnsi="微软雅黑" w:eastAsia="微软雅黑" w:cs="微软雅黑"/>
+          <w:i w:val="0"/>
+          <w:iCs w:val="0"/>
+          <w:caps w:val="0"/>
+          <w:color w:val="000000"/>
+          <w:spacing w:val="15"/>
+          <w:sz w:val="22"/>
+          <w:szCs w:val="22"/>
+          <w:shd w:val="clear" w:fill="FFFFFF"/>
+          <w:woUserID w:val="1"/>
+        </w:rPr>
+      </w:pPr>
+      <w:r>
+        <w:rPr>
+          <w:rFonts w:hint="default" w:ascii="微软雅黑" w:hAnsi="微软雅黑" w:eastAsia="微软雅黑" w:cs="微软雅黑"/>
+          <w:i w:val="0"/>
+          <w:iCs w:val="0"/>
+          <w:caps w:val="0"/>
+          <w:color w:val="000000"/>
+          <w:spacing w:val="15"/>
+          <w:sz w:val="22"/>
+          <w:szCs w:val="22"/>
+          <w:shd w:val="clear" w:fill="FFFFFF"/>
+          <w:lang w:val="en-US" w:eastAsia="zh-CN"/>
+          <w:woUserID w:val="1"/>
+        </w:rPr>
+        <w:t>另一方面，环境参数、生理信号和工况状态的微小变化又</w:t>
+      </w:r>
+    </w:p>
+    <w:p>
+      <w:pPr>
+        <w:rPr>
+          <w:rFonts w:hint="default" w:ascii="微软雅黑" w:hAnsi="微软雅黑" w:eastAsia="微软雅黑" w:cs="微软雅黑"/>
+          <w:i w:val="0"/>
+          <w:iCs w:val="0"/>
+          <w:caps w:val="0"/>
+          <w:color w:val="000000"/>
+          <w:spacing w:val="15"/>
+          <w:sz w:val="22"/>
+          <w:szCs w:val="22"/>
+          <w:shd w:val="clear" w:fill="FFFFFF"/>
+          <w:woUserID w:val="1"/>
+        </w:rPr>
+      </w:pPr>
+      <w:r>
+        <w:rPr>
+          <w:rFonts w:hint="default" w:ascii="微软雅黑" w:hAnsi="微软雅黑" w:eastAsia="微软雅黑" w:cs="微软雅黑"/>
+          <w:i w:val="0"/>
+          <w:iCs w:val="0"/>
+          <w:caps w:val="0"/>
+          <w:color w:val="000000"/>
+          <w:spacing w:val="15"/>
+          <w:sz w:val="22"/>
+          <w:szCs w:val="22"/>
+          <w:shd w:val="clear" w:fill="FFFFFF"/>
+          <w:lang w:val="en-US" w:eastAsia="zh-CN"/>
+          <w:woUserID w:val="1"/>
+        </w:rPr>
+        <w:t>要求读出电路具备足够分辨率、线性度和温漂稳定性。由此，低</w:t>
+      </w:r>
+    </w:p>
+    <w:p>
+      <w:pPr>
+        <w:rPr>
+          <w:rFonts w:hint="default" w:ascii="微软雅黑" w:hAnsi="微软雅黑" w:eastAsia="微软雅黑" w:cs="微软雅黑"/>
+          <w:i w:val="0"/>
+          <w:iCs w:val="0"/>
+          <w:caps w:val="0"/>
+          <w:color w:val="000000"/>
+          <w:spacing w:val="15"/>
+          <w:sz w:val="22"/>
+          <w:szCs w:val="22"/>
+          <w:shd w:val="clear" w:fill="FFFFFF"/>
+          <w:woUserID w:val="1"/>
+        </w:rPr>
+      </w:pPr>
+      <w:r>
+        <w:rPr>
+          <w:rFonts w:hint="default" w:ascii="微软雅黑" w:hAnsi="微软雅黑" w:eastAsia="微软雅黑" w:cs="微软雅黑"/>
+          <w:i w:val="0"/>
+          <w:iCs w:val="0"/>
+          <w:caps w:val="0"/>
+          <w:color w:val="000000"/>
+          <w:spacing w:val="15"/>
+          <w:sz w:val="22"/>
+          <w:szCs w:val="22"/>
+          <w:shd w:val="clear" w:fill="FFFFFF"/>
+          <w:lang w:val="en-US" w:eastAsia="zh-CN"/>
+          <w:woUserID w:val="1"/>
+        </w:rPr>
+        <w:t>功耗高精度接口电路设计成为集成电路研究中的重要方向</w:t>
+      </w:r>
+    </w:p>
+    <w:p>
+      <w:pPr>
+        <w:rPr>
+          <w:rFonts w:hint="default" w:ascii="微软雅黑" w:hAnsi="微软雅黑" w:eastAsia="微软雅黑" w:cs="微软雅黑"/>
+          <w:i w:val="0"/>
+          <w:iCs w:val="0"/>
+          <w:caps w:val="0"/>
+          <w:color w:val="000000"/>
+          <w:spacing w:val="15"/>
+          <w:sz w:val="22"/>
+          <w:szCs w:val="22"/>
+          <w:shd w:val="clear" w:fill="FFFFFF"/>
+          <w:woUserID w:val="1"/>
+        </w:rPr>
+      </w:pPr>
+      <w:r>
+        <w:rPr>
+          <w:rFonts w:hint="default" w:ascii="微软雅黑" w:hAnsi="微软雅黑" w:eastAsia="微软雅黑" w:cs="微软雅黑"/>
+          <w:i w:val="0"/>
+          <w:iCs w:val="0"/>
+          <w:caps w:val="0"/>
+          <w:color w:val="000000"/>
+          <w:spacing w:val="15"/>
+          <w:sz w:val="22"/>
+          <w:szCs w:val="22"/>
+          <w:shd w:val="clear" w:fill="FFFFFF"/>
+          <w:lang w:val="en-US" w:eastAsia="zh-CN"/>
+          <w:woUserID w:val="1"/>
+        </w:rPr>
+        <w:t>\cite{tang2020zoomcdc,li2021humidityarray,li2024crcls}。</w:t>
+      </w:r>
+    </w:p>
+    <w:p>
+      <w:pPr>
+        <w:rPr>
+          <w:rFonts w:hint="default" w:ascii="微软雅黑" w:hAnsi="微软雅黑" w:eastAsia="微软雅黑" w:cs="微软雅黑"/>
+          <w:i w:val="0"/>
+          <w:iCs w:val="0"/>
+          <w:caps w:val="0"/>
+          <w:color w:val="000000"/>
+          <w:spacing w:val="15"/>
+          <w:sz w:val="22"/>
+          <w:szCs w:val="22"/>
+          <w:shd w:val="clear" w:fill="FFFFFF"/>
+          <w:woUserID w:val="1"/>
+        </w:rPr>
+      </w:pPr>
+    </w:p>
+    <w:p>
+      <w:pPr>
+        <w:rPr>
+          <w:rFonts w:hint="default" w:ascii="微软雅黑" w:hAnsi="微软雅黑" w:eastAsia="微软雅黑" w:cs="微软雅黑"/>
+          <w:i w:val="0"/>
+          <w:iCs w:val="0"/>
+          <w:caps w:val="0"/>
+          <w:color w:val="000000"/>
+          <w:spacing w:val="15"/>
+          <w:sz w:val="22"/>
+          <w:szCs w:val="22"/>
+          <w:shd w:val="clear" w:fill="FFFFFF"/>
+          <w:woUserID w:val="1"/>
+        </w:rPr>
+      </w:pPr>
+      <w:r>
+        <w:rPr>
+          <w:rFonts w:hint="default" w:ascii="微软雅黑" w:hAnsi="微软雅黑" w:eastAsia="微软雅黑" w:cs="微软雅黑"/>
+          <w:i w:val="0"/>
+          <w:iCs w:val="0"/>
+          <w:caps w:val="0"/>
+          <w:color w:val="000000"/>
+          <w:spacing w:val="15"/>
+          <w:sz w:val="22"/>
+          <w:szCs w:val="22"/>
+          <w:shd w:val="clear" w:fill="FFFFFF"/>
+          <w:lang w:val="en-US" w:eastAsia="zh-CN"/>
+          <w:woUserID w:val="1"/>
+        </w:rPr>
+        <w:t>在传统模拟前端中，静态偏置 OTA 长期承担积分、缓冲和放大任务。</w:t>
+      </w:r>
+    </w:p>
+    <w:p>
+      <w:pPr>
+        <w:rPr>
+          <w:rFonts w:hint="default" w:ascii="微软雅黑" w:hAnsi="微软雅黑" w:eastAsia="微软雅黑" w:cs="微软雅黑"/>
+          <w:i w:val="0"/>
+          <w:iCs w:val="0"/>
+          <w:caps w:val="0"/>
+          <w:color w:val="000000"/>
+          <w:spacing w:val="15"/>
+          <w:sz w:val="22"/>
+          <w:szCs w:val="22"/>
+          <w:shd w:val="clear" w:fill="FFFFFF"/>
+          <w:woUserID w:val="1"/>
+        </w:rPr>
+      </w:pPr>
+      <w:r>
+        <w:rPr>
+          <w:rFonts w:hint="default" w:ascii="微软雅黑" w:hAnsi="微软雅黑" w:eastAsia="微软雅黑" w:cs="微软雅黑"/>
+          <w:i w:val="0"/>
+          <w:iCs w:val="0"/>
+          <w:caps w:val="0"/>
+          <w:color w:val="000000"/>
+          <w:spacing w:val="15"/>
+          <w:sz w:val="22"/>
+          <w:szCs w:val="22"/>
+          <w:shd w:val="clear" w:fill="FFFFFF"/>
+          <w:lang w:val="en-US" w:eastAsia="zh-CN"/>
+          <w:woUserID w:val="1"/>
+        </w:rPr>
+        <w:t>这一路径在高性能场景下成熟可靠，</w:t>
+      </w:r>
+    </w:p>
+    <w:p>
+      <w:pPr>
+        <w:rPr>
+          <w:rFonts w:hint="default" w:ascii="微软雅黑" w:hAnsi="微软雅黑" w:eastAsia="微软雅黑" w:cs="微软雅黑"/>
+          <w:i w:val="0"/>
+          <w:iCs w:val="0"/>
+          <w:caps w:val="0"/>
+          <w:color w:val="000000"/>
+          <w:spacing w:val="15"/>
+          <w:sz w:val="22"/>
+          <w:szCs w:val="22"/>
+          <w:shd w:val="clear" w:fill="FFFFFF"/>
+          <w:woUserID w:val="1"/>
+        </w:rPr>
+      </w:pPr>
+      <w:r>
+        <w:rPr>
+          <w:rFonts w:hint="default" w:ascii="微软雅黑" w:hAnsi="微软雅黑" w:eastAsia="微软雅黑" w:cs="微软雅黑"/>
+          <w:i w:val="0"/>
+          <w:iCs w:val="0"/>
+          <w:caps w:val="0"/>
+          <w:color w:val="000000"/>
+          <w:spacing w:val="15"/>
+          <w:sz w:val="22"/>
+          <w:szCs w:val="22"/>
+          <w:shd w:val="clear" w:fill="FFFFFF"/>
+          <w:lang w:val="en-US" w:eastAsia="zh-CN"/>
+          <w:woUserID w:val="1"/>
+        </w:rPr>
+        <w:t>但在低电压与超低功耗条件下面临明显挑战。第一，为获得高增益和高线性，通常需要较大偏置电流，</w:t>
+      </w:r>
+    </w:p>
+    <w:p>
+      <w:pPr>
+        <w:rPr>
+          <w:rFonts w:hint="default" w:ascii="微软雅黑" w:hAnsi="微软雅黑" w:eastAsia="微软雅黑" w:cs="微软雅黑"/>
+          <w:i w:val="0"/>
+          <w:iCs w:val="0"/>
+          <w:caps w:val="0"/>
+          <w:color w:val="000000"/>
+          <w:spacing w:val="15"/>
+          <w:sz w:val="22"/>
+          <w:szCs w:val="22"/>
+          <w:shd w:val="clear" w:fill="FFFFFF"/>
+          <w:woUserID w:val="1"/>
+        </w:rPr>
+      </w:pPr>
+      <w:r>
+        <w:rPr>
+          <w:rFonts w:hint="default" w:ascii="微软雅黑" w:hAnsi="微软雅黑" w:eastAsia="微软雅黑" w:cs="微软雅黑"/>
+          <w:i w:val="0"/>
+          <w:iCs w:val="0"/>
+          <w:caps w:val="0"/>
+          <w:color w:val="000000"/>
+          <w:spacing w:val="15"/>
+          <w:sz w:val="22"/>
+          <w:szCs w:val="22"/>
+          <w:shd w:val="clear" w:fill="FFFFFF"/>
+          <w:lang w:val="en-US" w:eastAsia="zh-CN"/>
+          <w:woUserID w:val="1"/>
+        </w:rPr>
+        <w:t>导致待机与运行能耗偏高；第二先进工艺下晶体管本征增益下降，</w:t>
+      </w:r>
+    </w:p>
+    <w:p>
+      <w:pPr>
+        <w:rPr>
+          <w:rFonts w:hint="default" w:ascii="微软雅黑" w:hAnsi="微软雅黑" w:eastAsia="微软雅黑" w:cs="微软雅黑"/>
+          <w:i w:val="0"/>
+          <w:iCs w:val="0"/>
+          <w:caps w:val="0"/>
+          <w:color w:val="000000"/>
+          <w:spacing w:val="15"/>
+          <w:sz w:val="22"/>
+          <w:szCs w:val="22"/>
+          <w:shd w:val="clear" w:fill="FFFFFF"/>
+          <w:woUserID w:val="1"/>
+        </w:rPr>
+      </w:pPr>
+      <w:r>
+        <w:rPr>
+          <w:rFonts w:hint="default" w:ascii="微软雅黑" w:hAnsi="微软雅黑" w:eastAsia="微软雅黑" w:cs="微软雅黑"/>
+          <w:i w:val="0"/>
+          <w:iCs w:val="0"/>
+          <w:caps w:val="0"/>
+          <w:color w:val="000000"/>
+          <w:spacing w:val="15"/>
+          <w:sz w:val="22"/>
+          <w:szCs w:val="22"/>
+          <w:shd w:val="clear" w:fill="FFFFFF"/>
+          <w:lang w:val="en-US" w:eastAsia="zh-CN"/>
+          <w:woUserID w:val="1"/>
+        </w:rPr>
+        <w:t>静态 OTA 维持高环路增益的代价进一步上升；第三，供电电压降低后，</w:t>
+      </w:r>
+    </w:p>
+    <w:p>
+      <w:pPr>
+        <w:rPr>
+          <w:rFonts w:hint="default" w:ascii="微软雅黑" w:hAnsi="微软雅黑" w:eastAsia="微软雅黑" w:cs="微软雅黑"/>
+          <w:i w:val="0"/>
+          <w:iCs w:val="0"/>
+          <w:caps w:val="0"/>
+          <w:color w:val="000000"/>
+          <w:spacing w:val="15"/>
+          <w:sz w:val="22"/>
+          <w:szCs w:val="22"/>
+          <w:shd w:val="clear" w:fill="FFFFFF"/>
+          <w:woUserID w:val="1"/>
+        </w:rPr>
+      </w:pPr>
+      <w:r>
+        <w:rPr>
+          <w:rFonts w:hint="default" w:ascii="微软雅黑" w:hAnsi="微软雅黑" w:eastAsia="微软雅黑" w:cs="微软雅黑"/>
+          <w:i w:val="0"/>
+          <w:iCs w:val="0"/>
+          <w:caps w:val="0"/>
+          <w:color w:val="000000"/>
+          <w:spacing w:val="15"/>
+          <w:sz w:val="22"/>
+          <w:szCs w:val="22"/>
+          <w:shd w:val="clear" w:fill="FFFFFF"/>
+          <w:lang w:val="en-US" w:eastAsia="zh-CN"/>
+          <w:woUserID w:val="1"/>
+        </w:rPr>
+        <w:t>级联结构与信号摆幅受限，性能提升空间收窄。</w:t>
+      </w:r>
+    </w:p>
+    <w:p>
+      <w:pPr>
+        <w:rPr>
+          <w:rFonts w:hint="default" w:ascii="微软雅黑" w:hAnsi="微软雅黑" w:eastAsia="微软雅黑" w:cs="微软雅黑"/>
+          <w:i w:val="0"/>
+          <w:iCs w:val="0"/>
+          <w:caps w:val="0"/>
+          <w:color w:val="000000"/>
+          <w:spacing w:val="15"/>
+          <w:sz w:val="22"/>
+          <w:szCs w:val="22"/>
+          <w:shd w:val="clear" w:fill="FFFFFF"/>
+          <w:woUserID w:val="1"/>
+        </w:rPr>
+      </w:pPr>
+      <w:r>
+        <w:rPr>
+          <w:rFonts w:hint="default" w:ascii="微软雅黑" w:hAnsi="微软雅黑" w:eastAsia="微软雅黑" w:cs="微软雅黑"/>
+          <w:i w:val="0"/>
+          <w:iCs w:val="0"/>
+          <w:caps w:val="0"/>
+          <w:color w:val="000000"/>
+          <w:spacing w:val="15"/>
+          <w:sz w:val="22"/>
+          <w:szCs w:val="22"/>
+          <w:shd w:val="clear" w:fill="FFFFFF"/>
+          <w:lang w:val="en-US" w:eastAsia="zh-CN"/>
+          <w:woUserID w:val="1"/>
+        </w:rPr>
+        <w:t>因而，“以持续静态电流换取精度”的传统模式，</w:t>
+      </w:r>
+    </w:p>
+    <w:p>
+      <w:pPr>
+        <w:rPr>
+          <w:rFonts w:hint="default" w:ascii="微软雅黑" w:hAnsi="微软雅黑" w:eastAsia="微软雅黑" w:cs="微软雅黑"/>
+          <w:i w:val="0"/>
+          <w:iCs w:val="0"/>
+          <w:caps w:val="0"/>
+          <w:color w:val="000000"/>
+          <w:spacing w:val="15"/>
+          <w:sz w:val="22"/>
+          <w:szCs w:val="22"/>
+          <w:shd w:val="clear" w:fill="FFFFFF"/>
+          <w:woUserID w:val="1"/>
+        </w:rPr>
+      </w:pPr>
+      <w:r>
+        <w:rPr>
+          <w:rFonts w:hint="default" w:ascii="微软雅黑" w:hAnsi="微软雅黑" w:eastAsia="微软雅黑" w:cs="微软雅黑"/>
+          <w:i w:val="0"/>
+          <w:iCs w:val="0"/>
+          <w:caps w:val="0"/>
+          <w:color w:val="000000"/>
+          <w:spacing w:val="15"/>
+          <w:sz w:val="22"/>
+          <w:szCs w:val="22"/>
+          <w:shd w:val="clear" w:fill="FFFFFF"/>
+          <w:lang w:val="en-US" w:eastAsia="zh-CN"/>
+          <w:woUserID w:val="1"/>
+        </w:rPr>
+        <w:t>越来越难同时满足边缘传感系统对能效、面积和鲁棒性的综合要求。</w:t>
+      </w:r>
+    </w:p>
+    <w:p>
+      <w:pPr>
+        <w:rPr>
+          <w:rFonts w:ascii="微软雅黑" w:hAnsi="微软雅黑" w:eastAsia="微软雅黑" w:cs="微软雅黑"/>
+          <w:i w:val="0"/>
+          <w:iCs w:val="0"/>
+          <w:caps w:val="0"/>
+          <w:color w:val="000000"/>
+          <w:spacing w:val="15"/>
+          <w:sz w:val="22"/>
+          <w:szCs w:val="22"/>
+          <w:shd w:val="clear" w:fill="FFFFFF"/>
+          <w:woUserID w:val="1"/>
+        </w:rPr>
+      </w:pPr>
+    </w:p>
+    <w:p>
+      <w:pPr>
+        <w:rPr>
+          <w:rFonts w:hint="default" w:ascii="微软雅黑" w:hAnsi="微软雅黑" w:eastAsia="微软雅黑" w:cs="微软雅黑"/>
+          <w:i w:val="0"/>
+          <w:iCs w:val="0"/>
+          <w:caps w:val="0"/>
+          <w:color w:val="000000"/>
+          <w:spacing w:val="15"/>
+          <w:sz w:val="22"/>
+          <w:szCs w:val="22"/>
+          <w:shd w:val="clear" w:fill="FFFFFF"/>
+          <w:woUserID w:val="1"/>
+        </w:rPr>
+      </w:pPr>
+      <w:r>
+        <w:rPr>
+          <w:rFonts w:hint="default" w:ascii="微软雅黑" w:hAnsi="微软雅黑" w:eastAsia="微软雅黑" w:cs="微软雅黑"/>
+          <w:i w:val="0"/>
+          <w:iCs w:val="0"/>
+          <w:caps w:val="0"/>
+          <w:color w:val="000000"/>
+          <w:spacing w:val="15"/>
+          <w:sz w:val="22"/>
+          <w:szCs w:val="22"/>
+          <w:shd w:val="clear" w:fill="FFFFFF"/>
+          <w:lang w:val="en-US" w:eastAsia="zh-CN"/>
+          <w:woUserID w:val="1"/>
+        </w:rPr>
+        <w:t>动态放大器（Dynamic Amplifier）由此受到广泛关注。</w:t>
+      </w:r>
+    </w:p>
+    <w:p>
+      <w:pPr>
+        <w:rPr>
+          <w:rFonts w:hint="default" w:ascii="微软雅黑" w:hAnsi="微软雅黑" w:eastAsia="微软雅黑" w:cs="微软雅黑"/>
+          <w:i w:val="0"/>
+          <w:iCs w:val="0"/>
+          <w:caps w:val="0"/>
+          <w:color w:val="000000"/>
+          <w:spacing w:val="15"/>
+          <w:sz w:val="22"/>
+          <w:szCs w:val="22"/>
+          <w:shd w:val="clear" w:fill="FFFFFF"/>
+          <w:woUserID w:val="1"/>
+        </w:rPr>
+      </w:pPr>
+      <w:r>
+        <w:rPr>
+          <w:rFonts w:hint="default" w:ascii="微软雅黑" w:hAnsi="微软雅黑" w:eastAsia="微软雅黑" w:cs="微软雅黑"/>
+          <w:i w:val="0"/>
+          <w:iCs w:val="0"/>
+          <w:caps w:val="0"/>
+          <w:color w:val="000000"/>
+          <w:spacing w:val="15"/>
+          <w:sz w:val="22"/>
+          <w:szCs w:val="22"/>
+          <w:shd w:val="clear" w:fill="FFFFFF"/>
+          <w:lang w:val="en-US" w:eastAsia="zh-CN"/>
+          <w:woUserID w:val="1"/>
+        </w:rPr>
+        <w:t>其核心思想是利用离散时间相位中的瞬态过程实现信号增益，而非全时偏置放大。</w:t>
+      </w:r>
+    </w:p>
+    <w:p>
+      <w:pPr>
+        <w:rPr>
+          <w:rFonts w:hint="default" w:ascii="微软雅黑" w:hAnsi="微软雅黑" w:eastAsia="微软雅黑" w:cs="微软雅黑"/>
+          <w:i w:val="0"/>
+          <w:iCs w:val="0"/>
+          <w:caps w:val="0"/>
+          <w:color w:val="000000"/>
+          <w:spacing w:val="15"/>
+          <w:sz w:val="22"/>
+          <w:szCs w:val="22"/>
+          <w:shd w:val="clear" w:fill="FFFFFF"/>
+          <w:woUserID w:val="1"/>
+        </w:rPr>
+      </w:pPr>
+      <w:r>
+        <w:rPr>
+          <w:rFonts w:hint="default" w:ascii="微软雅黑" w:hAnsi="微软雅黑" w:eastAsia="微软雅黑" w:cs="微软雅黑"/>
+          <w:i w:val="0"/>
+          <w:iCs w:val="0"/>
+          <w:caps w:val="0"/>
+          <w:color w:val="000000"/>
+          <w:spacing w:val="15"/>
+          <w:sz w:val="22"/>
+          <w:szCs w:val="22"/>
+          <w:shd w:val="clear" w:fill="FFFFFF"/>
+          <w:lang w:val="en-US" w:eastAsia="zh-CN"/>
+          <w:woUserID w:val="1"/>
+        </w:rPr>
+        <w:t>对于低带宽传感读出、离散时间积分和噪声整形数据转换场景，</w:t>
+      </w:r>
+    </w:p>
+    <w:p>
+      <w:pPr>
+        <w:rPr>
+          <w:rFonts w:hint="default" w:ascii="微软雅黑" w:hAnsi="微软雅黑" w:eastAsia="微软雅黑" w:cs="微软雅黑"/>
+          <w:i w:val="0"/>
+          <w:iCs w:val="0"/>
+          <w:caps w:val="0"/>
+          <w:color w:val="000000"/>
+          <w:spacing w:val="15"/>
+          <w:sz w:val="22"/>
+          <w:szCs w:val="22"/>
+          <w:shd w:val="clear" w:fill="FFFFFF"/>
+          <w:woUserID w:val="1"/>
+        </w:rPr>
+      </w:pPr>
+      <w:r>
+        <w:rPr>
+          <w:rFonts w:hint="default" w:ascii="微软雅黑" w:hAnsi="微软雅黑" w:eastAsia="微软雅黑" w:cs="微软雅黑"/>
+          <w:i w:val="0"/>
+          <w:iCs w:val="0"/>
+          <w:caps w:val="0"/>
+          <w:color w:val="000000"/>
+          <w:spacing w:val="15"/>
+          <w:sz w:val="22"/>
+          <w:szCs w:val="22"/>
+          <w:shd w:val="clear" w:fill="FFFFFF"/>
+          <w:lang w:val="en-US" w:eastAsia="zh-CN"/>
+          <w:woUserID w:val="1"/>
+        </w:rPr>
+        <w:t>这一机制天然契合“按需计算”的系统节奏。</w:t>
+      </w:r>
+    </w:p>
+    <w:p>
+      <w:pPr>
+        <w:rPr>
+          <w:rFonts w:hint="default" w:ascii="微软雅黑" w:hAnsi="微软雅黑" w:eastAsia="微软雅黑" w:cs="微软雅黑"/>
+          <w:i w:val="0"/>
+          <w:iCs w:val="0"/>
+          <w:caps w:val="0"/>
+          <w:color w:val="000000"/>
+          <w:spacing w:val="15"/>
+          <w:sz w:val="22"/>
+          <w:szCs w:val="22"/>
+          <w:shd w:val="clear" w:fill="FFFFFF"/>
+          <w:woUserID w:val="1"/>
+        </w:rPr>
+      </w:pPr>
+      <w:r>
+        <w:rPr>
+          <w:rFonts w:hint="default" w:ascii="微软雅黑" w:hAnsi="微软雅黑" w:eastAsia="微软雅黑" w:cs="微软雅黑"/>
+          <w:i w:val="0"/>
+          <w:iCs w:val="0"/>
+          <w:caps w:val="0"/>
+          <w:color w:val="000000"/>
+          <w:spacing w:val="15"/>
+          <w:sz w:val="22"/>
+          <w:szCs w:val="22"/>
+          <w:shd w:val="clear" w:fill="FFFFFF"/>
+          <w:lang w:val="en-US" w:eastAsia="zh-CN"/>
+          <w:woUserID w:val="1"/>
+        </w:rPr>
+        <w:t>以近年的代表性工作为例：在低频高精度 ADC 中，</w:t>
+      </w:r>
+    </w:p>
+    <w:p>
+      <w:pPr>
+        <w:rPr>
+          <w:rFonts w:hint="default" w:ascii="微软雅黑" w:hAnsi="微软雅黑" w:eastAsia="微软雅黑" w:cs="微软雅黑"/>
+          <w:i w:val="0"/>
+          <w:iCs w:val="0"/>
+          <w:caps w:val="0"/>
+          <w:color w:val="000000"/>
+          <w:spacing w:val="15"/>
+          <w:sz w:val="22"/>
+          <w:szCs w:val="22"/>
+          <w:shd w:val="clear" w:fill="FFFFFF"/>
+          <w:woUserID w:val="1"/>
+        </w:rPr>
+      </w:pPr>
+      <w:r>
+        <w:rPr>
+          <w:rFonts w:hint="default" w:ascii="微软雅黑" w:hAnsi="微软雅黑" w:eastAsia="微软雅黑" w:cs="微软雅黑"/>
+          <w:i w:val="0"/>
+          <w:iCs w:val="0"/>
+          <w:caps w:val="0"/>
+          <w:color w:val="000000"/>
+          <w:spacing w:val="15"/>
+          <w:sz w:val="22"/>
+          <w:szCs w:val="22"/>
+          <w:shd w:val="clear" w:fill="FFFFFF"/>
+          <w:lang w:val="en-US" w:eastAsia="zh-CN"/>
+          <w:woUserID w:val="1"/>
+        </w:rPr>
+        <w:t>基于 floating-inverter 的动态放大路径可在微瓦级功耗下获得较高</w:t>
+      </w:r>
+    </w:p>
+    <w:p>
+      <w:pPr>
+        <w:rPr>
+          <w:rFonts w:hint="default" w:ascii="微软雅黑" w:hAnsi="微软雅黑" w:eastAsia="微软雅黑" w:cs="微软雅黑"/>
+          <w:i w:val="0"/>
+          <w:iCs w:val="0"/>
+          <w:caps w:val="0"/>
+          <w:color w:val="000000"/>
+          <w:spacing w:val="15"/>
+          <w:sz w:val="22"/>
+          <w:szCs w:val="22"/>
+          <w:shd w:val="clear" w:fill="FFFFFF"/>
+          <w:woUserID w:val="1"/>
+        </w:rPr>
+      </w:pPr>
+      <w:r>
+        <w:rPr>
+          <w:rFonts w:hint="default" w:ascii="微软雅黑" w:hAnsi="微软雅黑" w:eastAsia="微软雅黑" w:cs="微软雅黑"/>
+          <w:i w:val="0"/>
+          <w:iCs w:val="0"/>
+          <w:caps w:val="0"/>
+          <w:color w:val="000000"/>
+          <w:spacing w:val="15"/>
+          <w:sz w:val="22"/>
+          <w:szCs w:val="22"/>
+          <w:shd w:val="clear" w:fill="FFFFFF"/>
+          <w:lang w:val="en-US" w:eastAsia="zh-CN"/>
+          <w:woUserID w:val="1"/>
+        </w:rPr>
+        <w:t>SNDR\cite{wang2021sefiamod,meng2023jssc_mash}；</w:t>
+      </w:r>
+    </w:p>
+    <w:p>
+      <w:pPr>
+        <w:rPr>
+          <w:rFonts w:hint="default" w:ascii="微软雅黑" w:hAnsi="微软雅黑" w:eastAsia="微软雅黑" w:cs="微软雅黑"/>
+          <w:i w:val="0"/>
+          <w:iCs w:val="0"/>
+          <w:caps w:val="0"/>
+          <w:color w:val="000000"/>
+          <w:spacing w:val="15"/>
+          <w:sz w:val="22"/>
+          <w:szCs w:val="22"/>
+          <w:shd w:val="clear" w:fill="FFFFFF"/>
+          <w:woUserID w:val="1"/>
+        </w:rPr>
+      </w:pPr>
+      <w:r>
+        <w:rPr>
+          <w:rFonts w:hint="default" w:ascii="微软雅黑" w:hAnsi="微软雅黑" w:eastAsia="微软雅黑" w:cs="微软雅黑"/>
+          <w:i w:val="0"/>
+          <w:iCs w:val="0"/>
+          <w:caps w:val="0"/>
+          <w:color w:val="000000"/>
+          <w:spacing w:val="15"/>
+          <w:sz w:val="22"/>
+          <w:szCs w:val="22"/>
+          <w:shd w:val="clear" w:fill="FFFFFF"/>
+          <w:lang w:val="en-US" w:eastAsia="zh-CN"/>
+          <w:woUserID w:val="1"/>
+        </w:rPr>
+        <w:t>在 CDC 与湿度传感接口中，</w:t>
+      </w:r>
+    </w:p>
+    <w:p>
+      <w:pPr>
+        <w:rPr>
+          <w:rFonts w:hint="default" w:ascii="微软雅黑" w:hAnsi="微软雅黑" w:eastAsia="微软雅黑" w:cs="微软雅黑"/>
+          <w:i w:val="0"/>
+          <w:iCs w:val="0"/>
+          <w:caps w:val="0"/>
+          <w:color w:val="000000"/>
+          <w:spacing w:val="15"/>
+          <w:sz w:val="22"/>
+          <w:szCs w:val="22"/>
+          <w:shd w:val="clear" w:fill="FFFFFF"/>
+          <w:woUserID w:val="1"/>
+        </w:rPr>
+      </w:pPr>
+      <w:r>
+        <w:rPr>
+          <w:rFonts w:hint="default" w:ascii="微软雅黑" w:hAnsi="微软雅黑" w:eastAsia="微软雅黑" w:cs="微软雅黑"/>
+          <w:i w:val="0"/>
+          <w:iCs w:val="0"/>
+          <w:caps w:val="0"/>
+          <w:color w:val="000000"/>
+          <w:spacing w:val="15"/>
+          <w:sz w:val="22"/>
+          <w:szCs w:val="22"/>
+          <w:shd w:val="clear" w:fill="FFFFFF"/>
+          <w:lang w:val="en-US" w:eastAsia="zh-CN"/>
+          <w:woUserID w:val="1"/>
+        </w:rPr>
+        <w:t>动态放大器阵列与 zoom 架构协同可显著改善能效指标\cite{li2021humidityarray,tang2020zoomcdc}。</w:t>
+      </w:r>
+    </w:p>
+    <w:p>
+      <w:pPr>
+        <w:rPr>
+          <w:rFonts w:hint="default" w:ascii="微软雅黑" w:hAnsi="微软雅黑" w:eastAsia="微软雅黑" w:cs="微软雅黑"/>
+          <w:i w:val="0"/>
+          <w:iCs w:val="0"/>
+          <w:caps w:val="0"/>
+          <w:color w:val="000000"/>
+          <w:spacing w:val="15"/>
+          <w:sz w:val="22"/>
+          <w:szCs w:val="22"/>
+          <w:shd w:val="clear" w:fill="FFFFFF"/>
+          <w:woUserID w:val="1"/>
+        </w:rPr>
+      </w:pPr>
+      <w:r>
+        <w:rPr>
+          <w:rFonts w:hint="default" w:ascii="微软雅黑" w:hAnsi="微软雅黑" w:eastAsia="微软雅黑" w:cs="微软雅黑"/>
+          <w:i w:val="0"/>
+          <w:iCs w:val="0"/>
+          <w:caps w:val="0"/>
+          <w:color w:val="000000"/>
+          <w:spacing w:val="15"/>
+          <w:sz w:val="22"/>
+          <w:szCs w:val="22"/>
+          <w:shd w:val="clear" w:fill="FFFFFF"/>
+          <w:lang w:val="en-US" w:eastAsia="zh-CN"/>
+          <w:woUserID w:val="1"/>
+        </w:rPr>
+        <w:t>这些结果说明，动态放大器不仅是“替代 OTA 的局部电路技巧”，</w:t>
+      </w:r>
+    </w:p>
+    <w:p>
+      <w:pPr>
+        <w:rPr>
+          <w:rFonts w:hint="default" w:ascii="微软雅黑" w:hAnsi="微软雅黑" w:eastAsia="微软雅黑" w:cs="微软雅黑"/>
+          <w:i w:val="0"/>
+          <w:iCs w:val="0"/>
+          <w:caps w:val="0"/>
+          <w:color w:val="000000"/>
+          <w:spacing w:val="15"/>
+          <w:sz w:val="22"/>
+          <w:szCs w:val="22"/>
+          <w:shd w:val="clear" w:fill="FFFFFF"/>
+          <w:woUserID w:val="1"/>
+        </w:rPr>
+      </w:pPr>
+      <w:r>
+        <w:rPr>
+          <w:rFonts w:hint="default" w:ascii="微软雅黑" w:hAnsi="微软雅黑" w:eastAsia="微软雅黑" w:cs="微软雅黑"/>
+          <w:i w:val="0"/>
+          <w:iCs w:val="0"/>
+          <w:caps w:val="0"/>
+          <w:color w:val="000000"/>
+          <w:spacing w:val="15"/>
+          <w:sz w:val="22"/>
+          <w:szCs w:val="22"/>
+          <w:shd w:val="clear" w:fill="FFFFFF"/>
+          <w:lang w:val="en-US" w:eastAsia="zh-CN"/>
+          <w:woUserID w:val="1"/>
+        </w:rPr>
+        <w:t>更是面向低功耗系统架构优化的关键支点。</w:t>
+      </w:r>
+    </w:p>
+    <w:p>
+      <w:pPr>
+        <w:rPr>
+          <w:rFonts w:ascii="微软雅黑" w:hAnsi="微软雅黑" w:eastAsia="微软雅黑" w:cs="微软雅黑"/>
+          <w:i w:val="0"/>
+          <w:iCs w:val="0"/>
+          <w:caps w:val="0"/>
+          <w:color w:val="000000"/>
+          <w:spacing w:val="15"/>
+          <w:sz w:val="22"/>
+          <w:szCs w:val="22"/>
+          <w:shd w:val="clear" w:fill="FFFFFF"/>
+          <w:woUserID w:val="1"/>
+        </w:rPr>
+      </w:pPr>
+    </w:p>
+    <w:p>
+      <w:pPr>
+        <w:rPr>
+          <w:rFonts w:hint="default" w:ascii="微软雅黑" w:hAnsi="微软雅黑" w:eastAsia="微软雅黑" w:cs="微软雅黑"/>
+          <w:i w:val="0"/>
+          <w:iCs w:val="0"/>
+          <w:caps w:val="0"/>
+          <w:color w:val="000000"/>
+          <w:spacing w:val="15"/>
+          <w:sz w:val="22"/>
+          <w:szCs w:val="22"/>
+          <w:shd w:val="clear" w:fill="FFFFFF"/>
+          <w:woUserID w:val="1"/>
+        </w:rPr>
+      </w:pPr>
+      <w:r>
+        <w:rPr>
+          <w:rFonts w:hint="default" w:ascii="微软雅黑" w:hAnsi="微软雅黑" w:eastAsia="微软雅黑" w:cs="微软雅黑"/>
+          <w:i w:val="0"/>
+          <w:iCs w:val="0"/>
+          <w:caps w:val="0"/>
+          <w:color w:val="000000"/>
+          <w:spacing w:val="15"/>
+          <w:sz w:val="22"/>
+          <w:szCs w:val="22"/>
+          <w:shd w:val="clear" w:fill="FFFFFF"/>
+          <w:lang w:val="en-US" w:eastAsia="zh-CN"/>
+          <w:woUserID w:val="1"/>
+        </w:rPr>
+        <w:t>尽管如此，动态放大器并非没有代价，其工程实现存在一组典型矛盾。</w:t>
+      </w:r>
+    </w:p>
+    <w:p>
+      <w:pPr>
+        <w:rPr>
+          <w:rFonts w:hint="default" w:ascii="微软雅黑" w:hAnsi="微软雅黑" w:eastAsia="微软雅黑" w:cs="微软雅黑"/>
+          <w:i w:val="0"/>
+          <w:iCs w:val="0"/>
+          <w:caps w:val="0"/>
+          <w:color w:val="000000"/>
+          <w:spacing w:val="15"/>
+          <w:sz w:val="22"/>
+          <w:szCs w:val="22"/>
+          <w:shd w:val="clear" w:fill="FFFFFF"/>
+          <w:woUserID w:val="1"/>
+        </w:rPr>
+      </w:pPr>
+      <w:r>
+        <w:rPr>
+          <w:rFonts w:hint="default" w:ascii="微软雅黑" w:hAnsi="微软雅黑" w:eastAsia="微软雅黑" w:cs="微软雅黑"/>
+          <w:i w:val="0"/>
+          <w:iCs w:val="0"/>
+          <w:caps w:val="0"/>
+          <w:color w:val="000000"/>
+          <w:spacing w:val="15"/>
+          <w:sz w:val="22"/>
+          <w:szCs w:val="22"/>
+          <w:shd w:val="clear" w:fill="FFFFFF"/>
+          <w:lang w:val="en-US" w:eastAsia="zh-CN"/>
+          <w:woUserID w:val="1"/>
+        </w:rPr>
+        <w:t>其优势主要体现在静态电流近零，适合间歇采样与低占空比工作；</w:t>
+      </w:r>
+    </w:p>
+    <w:p>
+      <w:pPr>
+        <w:rPr>
+          <w:rFonts w:hint="default" w:ascii="微软雅黑" w:hAnsi="微软雅黑" w:eastAsia="微软雅黑" w:cs="微软雅黑"/>
+          <w:i w:val="0"/>
+          <w:iCs w:val="0"/>
+          <w:caps w:val="0"/>
+          <w:color w:val="000000"/>
+          <w:spacing w:val="15"/>
+          <w:sz w:val="22"/>
+          <w:szCs w:val="22"/>
+          <w:shd w:val="clear" w:fill="FFFFFF"/>
+          <w:woUserID w:val="1"/>
+        </w:rPr>
+      </w:pPr>
+      <w:r>
+        <w:rPr>
+          <w:rFonts w:hint="default" w:ascii="微软雅黑" w:hAnsi="微软雅黑" w:eastAsia="微软雅黑" w:cs="微软雅黑"/>
+          <w:i w:val="0"/>
+          <w:iCs w:val="0"/>
+          <w:caps w:val="0"/>
+          <w:color w:val="000000"/>
+          <w:spacing w:val="15"/>
+          <w:sz w:val="22"/>
+          <w:szCs w:val="22"/>
+          <w:shd w:val="clear" w:fill="FFFFFF"/>
+          <w:lang w:val="en-US" w:eastAsia="zh-CN"/>
+          <w:woUserID w:val="1"/>
+        </w:rPr>
+        <w:t>与开关电容和数字时序天然兼容，便于系统级时钟编排，</w:t>
+      </w:r>
+    </w:p>
+    <w:p>
+      <w:pPr>
+        <w:rPr>
+          <w:rFonts w:hint="default" w:ascii="微软雅黑" w:hAnsi="微软雅黑" w:eastAsia="微软雅黑" w:cs="微软雅黑"/>
+          <w:i w:val="0"/>
+          <w:iCs w:val="0"/>
+          <w:caps w:val="0"/>
+          <w:color w:val="000000"/>
+          <w:spacing w:val="15"/>
+          <w:sz w:val="22"/>
+          <w:szCs w:val="22"/>
+          <w:shd w:val="clear" w:fill="FFFFFF"/>
+          <w:woUserID w:val="1"/>
+        </w:rPr>
+      </w:pPr>
+      <w:r>
+        <w:rPr>
+          <w:rFonts w:hint="default" w:ascii="微软雅黑" w:hAnsi="微软雅黑" w:eastAsia="微软雅黑" w:cs="微软雅黑"/>
+          <w:i w:val="0"/>
+          <w:iCs w:val="0"/>
+          <w:caps w:val="0"/>
+          <w:color w:val="000000"/>
+          <w:spacing w:val="15"/>
+          <w:sz w:val="22"/>
+          <w:szCs w:val="22"/>
+          <w:shd w:val="clear" w:fill="FFFFFF"/>
+          <w:lang w:val="en-US" w:eastAsia="zh-CN"/>
+          <w:woUserID w:val="1"/>
+        </w:rPr>
+        <w:t>因此在特定带宽范围内能实现较优能效。</w:t>
+      </w:r>
+    </w:p>
+    <w:p>
+      <w:pPr>
+        <w:rPr>
+          <w:rFonts w:hint="default" w:ascii="微软雅黑" w:hAnsi="微软雅黑" w:eastAsia="微软雅黑" w:cs="微软雅黑"/>
+          <w:i w:val="0"/>
+          <w:iCs w:val="0"/>
+          <w:caps w:val="0"/>
+          <w:color w:val="000000"/>
+          <w:spacing w:val="15"/>
+          <w:sz w:val="22"/>
+          <w:szCs w:val="22"/>
+          <w:shd w:val="clear" w:fill="FFFFFF"/>
+          <w:woUserID w:val="1"/>
+        </w:rPr>
+      </w:pPr>
+      <w:r>
+        <w:rPr>
+          <w:rFonts w:hint="default" w:ascii="微软雅黑" w:hAnsi="微软雅黑" w:eastAsia="微软雅黑" w:cs="微软雅黑"/>
+          <w:i w:val="0"/>
+          <w:iCs w:val="0"/>
+          <w:caps w:val="0"/>
+          <w:color w:val="000000"/>
+          <w:spacing w:val="15"/>
+          <w:sz w:val="22"/>
+          <w:szCs w:val="22"/>
+          <w:shd w:val="clear" w:fill="FFFFFF"/>
+          <w:lang w:val="en-US" w:eastAsia="zh-CN"/>
+          <w:woUserID w:val="1"/>
+        </w:rPr>
+        <w:t>与此同时，其不足也较为突出。由于其增益形成依赖时钟边沿和充放电轨迹，所以</w:t>
+      </w:r>
+    </w:p>
+    <w:p>
+      <w:pPr>
+        <w:rPr>
+          <w:rFonts w:hint="default" w:ascii="微软雅黑" w:hAnsi="微软雅黑" w:eastAsia="微软雅黑" w:cs="微软雅黑"/>
+          <w:i w:val="0"/>
+          <w:iCs w:val="0"/>
+          <w:caps w:val="0"/>
+          <w:color w:val="000000"/>
+          <w:spacing w:val="15"/>
+          <w:sz w:val="22"/>
+          <w:szCs w:val="22"/>
+          <w:shd w:val="clear" w:fill="FFFFFF"/>
+          <w:woUserID w:val="1"/>
+        </w:rPr>
+      </w:pPr>
+      <w:r>
+        <w:rPr>
+          <w:rFonts w:hint="default" w:ascii="微软雅黑" w:hAnsi="微软雅黑" w:eastAsia="微软雅黑" w:cs="微软雅黑"/>
+          <w:i w:val="0"/>
+          <w:iCs w:val="0"/>
+          <w:caps w:val="0"/>
+          <w:color w:val="000000"/>
+          <w:spacing w:val="15"/>
+          <w:sz w:val="22"/>
+          <w:szCs w:val="22"/>
+          <w:shd w:val="clear" w:fill="FFFFFF"/>
+          <w:lang w:val="en-US" w:eastAsia="zh-CN"/>
+          <w:woUserID w:val="1"/>
+        </w:rPr>
+        <w:t>对相位偏差、抖动与非重叠时序敏感，并且动态节点较多，</w:t>
+      </w:r>
+    </w:p>
+    <w:p>
+      <w:pPr>
+        <w:rPr>
+          <w:rFonts w:hint="default" w:ascii="微软雅黑" w:hAnsi="微软雅黑" w:eastAsia="微软雅黑" w:cs="微软雅黑"/>
+          <w:i w:val="0"/>
+          <w:iCs w:val="0"/>
+          <w:caps w:val="0"/>
+          <w:color w:val="000000"/>
+          <w:spacing w:val="15"/>
+          <w:sz w:val="22"/>
+          <w:szCs w:val="22"/>
+          <w:shd w:val="clear" w:fill="FFFFFF"/>
+          <w:woUserID w:val="1"/>
+        </w:rPr>
+      </w:pPr>
+      <w:r>
+        <w:rPr>
+          <w:rFonts w:hint="default" w:ascii="微软雅黑" w:hAnsi="微软雅黑" w:eastAsia="微软雅黑" w:cs="微软雅黑"/>
+          <w:i w:val="0"/>
+          <w:iCs w:val="0"/>
+          <w:caps w:val="0"/>
+          <w:color w:val="000000"/>
+          <w:spacing w:val="15"/>
+          <w:sz w:val="22"/>
+          <w:szCs w:val="22"/>
+          <w:shd w:val="clear" w:fill="FFFFFF"/>
+          <w:lang w:val="en-US" w:eastAsia="zh-CN"/>
+          <w:woUserID w:val="1"/>
+        </w:rPr>
+        <w:t>开关注入、寄生耦合与电容失配会直接映射为非线性与噪声；</w:t>
+      </w:r>
+    </w:p>
+    <w:p>
+      <w:pPr>
+        <w:rPr>
+          <w:rFonts w:hint="default" w:ascii="微软雅黑" w:hAnsi="微软雅黑" w:eastAsia="微软雅黑" w:cs="微软雅黑"/>
+          <w:i w:val="0"/>
+          <w:iCs w:val="0"/>
+          <w:caps w:val="0"/>
+          <w:color w:val="000000"/>
+          <w:spacing w:val="15"/>
+          <w:sz w:val="22"/>
+          <w:szCs w:val="22"/>
+          <w:shd w:val="clear" w:fill="FFFFFF"/>
+          <w:woUserID w:val="1"/>
+        </w:rPr>
+      </w:pPr>
+      <w:r>
+        <w:rPr>
+          <w:rFonts w:hint="default" w:ascii="微软雅黑" w:hAnsi="微软雅黑" w:eastAsia="微软雅黑" w:cs="微软雅黑"/>
+          <w:i w:val="0"/>
+          <w:iCs w:val="0"/>
+          <w:caps w:val="0"/>
+          <w:color w:val="000000"/>
+          <w:spacing w:val="15"/>
+          <w:sz w:val="22"/>
+          <w:szCs w:val="22"/>
+          <w:shd w:val="clear" w:fill="FFFFFF"/>
+          <w:lang w:val="en-US" w:eastAsia="zh-CN"/>
+          <w:woUserID w:val="1"/>
+        </w:rPr>
+        <w:t>在低电压下，输入共模和输出摆幅进一步受限，</w:t>
+      </w:r>
+    </w:p>
+    <w:p>
+      <w:pPr>
+        <w:rPr>
+          <w:rFonts w:hint="default" w:ascii="微软雅黑" w:hAnsi="微软雅黑" w:eastAsia="微软雅黑" w:cs="微软雅黑"/>
+          <w:i w:val="0"/>
+          <w:iCs w:val="0"/>
+          <w:caps w:val="0"/>
+          <w:color w:val="000000"/>
+          <w:spacing w:val="15"/>
+          <w:sz w:val="22"/>
+          <w:szCs w:val="22"/>
+          <w:shd w:val="clear" w:fill="FFFFFF"/>
+          <w:woUserID w:val="1"/>
+        </w:rPr>
+      </w:pPr>
+      <w:r>
+        <w:rPr>
+          <w:rFonts w:hint="default" w:ascii="微软雅黑" w:hAnsi="微软雅黑" w:eastAsia="微软雅黑" w:cs="微软雅黑"/>
+          <w:i w:val="0"/>
+          <w:iCs w:val="0"/>
+          <w:caps w:val="0"/>
+          <w:color w:val="000000"/>
+          <w:spacing w:val="15"/>
+          <w:sz w:val="22"/>
+          <w:szCs w:val="22"/>
+          <w:shd w:val="clear" w:fill="FFFFFF"/>
+          <w:lang w:val="en-US" w:eastAsia="zh-CN"/>
+          <w:woUserID w:val="1"/>
+        </w:rPr>
+        <w:t>若缺乏配套补偿机制，易出现闭环增益误差放大。</w:t>
+      </w:r>
+    </w:p>
+    <w:p>
+      <w:pPr>
+        <w:rPr>
+          <w:rFonts w:hint="default" w:ascii="微软雅黑" w:hAnsi="微软雅黑" w:eastAsia="微软雅黑" w:cs="微软雅黑"/>
+          <w:i w:val="0"/>
+          <w:iCs w:val="0"/>
+          <w:caps w:val="0"/>
+          <w:color w:val="000000"/>
+          <w:spacing w:val="15"/>
+          <w:sz w:val="22"/>
+          <w:szCs w:val="22"/>
+          <w:shd w:val="clear" w:fill="FFFFFF"/>
+          <w:woUserID w:val="1"/>
+        </w:rPr>
+      </w:pPr>
+      <w:r>
+        <w:rPr>
+          <w:rFonts w:hint="default" w:ascii="微软雅黑" w:hAnsi="微软雅黑" w:eastAsia="微软雅黑" w:cs="微软雅黑"/>
+          <w:i w:val="0"/>
+          <w:iCs w:val="0"/>
+          <w:caps w:val="0"/>
+          <w:color w:val="000000"/>
+          <w:spacing w:val="15"/>
+          <w:sz w:val="22"/>
+          <w:szCs w:val="22"/>
+          <w:shd w:val="clear" w:fill="FFFFFF"/>
+          <w:lang w:val="en-US" w:eastAsia="zh-CN"/>
+          <w:woUserID w:val="1"/>
+        </w:rPr>
+        <w:t>换言之，动态放大器的价值不在于“单点提升某一指标”，</w:t>
+      </w:r>
+    </w:p>
+    <w:p>
+      <w:pPr>
+        <w:rPr>
+          <w:rFonts w:hint="default" w:ascii="微软雅黑" w:hAnsi="微软雅黑" w:eastAsia="微软雅黑" w:cs="微软雅黑"/>
+          <w:i w:val="0"/>
+          <w:iCs w:val="0"/>
+          <w:caps w:val="0"/>
+          <w:color w:val="000000"/>
+          <w:spacing w:val="15"/>
+          <w:sz w:val="22"/>
+          <w:szCs w:val="22"/>
+          <w:shd w:val="clear" w:fill="FFFFFF"/>
+          <w:woUserID w:val="1"/>
+        </w:rPr>
+      </w:pPr>
+      <w:r>
+        <w:rPr>
+          <w:rFonts w:hint="default" w:ascii="微软雅黑" w:hAnsi="微软雅黑" w:eastAsia="微软雅黑" w:cs="微软雅黑"/>
+          <w:i w:val="0"/>
+          <w:iCs w:val="0"/>
+          <w:caps w:val="0"/>
+          <w:color w:val="000000"/>
+          <w:spacing w:val="15"/>
+          <w:sz w:val="22"/>
+          <w:szCs w:val="22"/>
+          <w:shd w:val="clear" w:fill="FFFFFF"/>
+          <w:lang w:val="en-US" w:eastAsia="zh-CN"/>
+          <w:woUserID w:val="1"/>
+        </w:rPr>
+        <w:t>而在于通过结构、时序与系统算法的联合设计，</w:t>
+      </w:r>
+    </w:p>
+    <w:p>
+      <w:pPr>
+        <w:rPr>
+          <w:rFonts w:hint="default" w:ascii="微软雅黑" w:hAnsi="微软雅黑" w:eastAsia="微软雅黑" w:cs="微软雅黑"/>
+          <w:i w:val="0"/>
+          <w:iCs w:val="0"/>
+          <w:caps w:val="0"/>
+          <w:color w:val="000000"/>
+          <w:spacing w:val="15"/>
+          <w:sz w:val="22"/>
+          <w:szCs w:val="22"/>
+          <w:shd w:val="clear" w:fill="FFFFFF"/>
+          <w:woUserID w:val="1"/>
+        </w:rPr>
+      </w:pPr>
+      <w:r>
+        <w:rPr>
+          <w:rFonts w:hint="default" w:ascii="微软雅黑" w:hAnsi="微软雅黑" w:eastAsia="微软雅黑" w:cs="微软雅黑"/>
+          <w:i w:val="0"/>
+          <w:iCs w:val="0"/>
+          <w:caps w:val="0"/>
+          <w:color w:val="000000"/>
+          <w:spacing w:val="15"/>
+          <w:sz w:val="22"/>
+          <w:szCs w:val="22"/>
+          <w:shd w:val="clear" w:fill="FFFFFF"/>
+          <w:lang w:val="en-US" w:eastAsia="zh-CN"/>
+          <w:woUserID w:val="1"/>
+        </w:rPr>
+        <w:t>把功耗-线性-鲁棒性折中推向更优边界\cite{tang2020ns_sar,tang2020zoomcdc}.</w:t>
+      </w:r>
+    </w:p>
+    <w:p>
+      <w:pPr>
+        <w:rPr>
+          <w:rFonts w:ascii="微软雅黑" w:hAnsi="微软雅黑" w:eastAsia="微软雅黑" w:cs="微软雅黑"/>
+          <w:i w:val="0"/>
+          <w:iCs w:val="0"/>
+          <w:caps w:val="0"/>
+          <w:color w:val="000000"/>
+          <w:spacing w:val="15"/>
+          <w:sz w:val="22"/>
+          <w:szCs w:val="22"/>
+          <w:shd w:val="clear" w:fill="FFFFFF"/>
+          <w:woUserID w:val="1"/>
+        </w:rPr>
+      </w:pPr>
+    </w:p>
+    <w:p>
+      <w:pPr>
+        <w:rPr>
+          <w:rFonts w:hint="default" w:ascii="微软雅黑" w:hAnsi="微软雅黑" w:eastAsia="微软雅黑" w:cs="微软雅黑"/>
+          <w:i w:val="0"/>
+          <w:iCs w:val="0"/>
+          <w:caps w:val="0"/>
+          <w:color w:val="000000"/>
+          <w:spacing w:val="15"/>
+          <w:sz w:val="22"/>
+          <w:szCs w:val="22"/>
+          <w:shd w:val="clear" w:fill="FFFFFF"/>
+          <w:woUserID w:val="1"/>
+        </w:rPr>
+      </w:pPr>
+      <w:r>
+        <w:rPr>
+          <w:rFonts w:hint="default" w:ascii="微软雅黑" w:hAnsi="微软雅黑" w:eastAsia="微软雅黑" w:cs="微软雅黑"/>
+          <w:i w:val="0"/>
+          <w:iCs w:val="0"/>
+          <w:caps w:val="0"/>
+          <w:color w:val="000000"/>
+          <w:spacing w:val="15"/>
+          <w:sz w:val="22"/>
+          <w:szCs w:val="22"/>
+          <w:shd w:val="clear" w:fill="FFFFFF"/>
+          <w:lang w:val="en-US" w:eastAsia="zh-CN"/>
+          <w:woUserID w:val="1"/>
+        </w:rPr>
+        <w:t>围绕上述问题，近年来“相关电平移位（Correlated Level Shifting, CLS）+ 动态放大器”</w:t>
+      </w:r>
+    </w:p>
+    <w:p>
+      <w:pPr>
+        <w:rPr>
+          <w:rFonts w:hint="default" w:ascii="微软雅黑" w:hAnsi="微软雅黑" w:eastAsia="微软雅黑" w:cs="微软雅黑"/>
+          <w:i w:val="0"/>
+          <w:iCs w:val="0"/>
+          <w:caps w:val="0"/>
+          <w:color w:val="000000"/>
+          <w:spacing w:val="15"/>
+          <w:sz w:val="22"/>
+          <w:szCs w:val="22"/>
+          <w:shd w:val="clear" w:fill="FFFFFF"/>
+          <w:woUserID w:val="1"/>
+        </w:rPr>
+      </w:pPr>
+      <w:r>
+        <w:rPr>
+          <w:rFonts w:hint="default" w:ascii="微软雅黑" w:hAnsi="微软雅黑" w:eastAsia="微软雅黑" w:cs="微软雅黑"/>
+          <w:i w:val="0"/>
+          <w:iCs w:val="0"/>
+          <w:caps w:val="0"/>
+          <w:color w:val="000000"/>
+          <w:spacing w:val="15"/>
+          <w:sz w:val="22"/>
+          <w:szCs w:val="22"/>
+          <w:shd w:val="clear" w:fill="FFFFFF"/>
+          <w:lang w:val="en-US" w:eastAsia="zh-CN"/>
+          <w:woUserID w:val="1"/>
+        </w:rPr>
+        <w:t>成为重要研究方向。</w:t>
+      </w:r>
+    </w:p>
+    <w:p>
+      <w:pPr>
+        <w:rPr>
+          <w:rFonts w:hint="default" w:ascii="微软雅黑" w:hAnsi="微软雅黑" w:eastAsia="微软雅黑" w:cs="微软雅黑"/>
+          <w:i w:val="0"/>
+          <w:iCs w:val="0"/>
+          <w:caps w:val="0"/>
+          <w:color w:val="000000"/>
+          <w:spacing w:val="15"/>
+          <w:sz w:val="22"/>
+          <w:szCs w:val="22"/>
+          <w:shd w:val="clear" w:fill="FFFFFF"/>
+          <w:woUserID w:val="1"/>
+        </w:rPr>
+      </w:pPr>
+      <w:r>
+        <w:rPr>
+          <w:rFonts w:hint="default" w:ascii="微软雅黑" w:hAnsi="微软雅黑" w:eastAsia="微软雅黑" w:cs="微软雅黑"/>
+          <w:i w:val="0"/>
+          <w:iCs w:val="0"/>
+          <w:caps w:val="0"/>
+          <w:color w:val="000000"/>
+          <w:spacing w:val="15"/>
+          <w:sz w:val="22"/>
+          <w:szCs w:val="22"/>
+          <w:shd w:val="clear" w:fill="FFFFFF"/>
+          <w:lang w:val="en-US" w:eastAsia="zh-CN"/>
+          <w:woUserID w:val="1"/>
+        </w:rPr>
+        <w:t>CLS 的核心是在相关时钟相位内执行受控电平重定位，</w:t>
+      </w:r>
+    </w:p>
+    <w:p>
+      <w:pPr>
+        <w:rPr>
+          <w:rFonts w:hint="default" w:ascii="微软雅黑" w:hAnsi="微软雅黑" w:eastAsia="微软雅黑" w:cs="微软雅黑"/>
+          <w:i w:val="0"/>
+          <w:iCs w:val="0"/>
+          <w:caps w:val="0"/>
+          <w:color w:val="000000"/>
+          <w:spacing w:val="15"/>
+          <w:sz w:val="22"/>
+          <w:szCs w:val="22"/>
+          <w:shd w:val="clear" w:fill="FFFFFF"/>
+          <w:woUserID w:val="1"/>
+        </w:rPr>
+      </w:pPr>
+      <w:r>
+        <w:rPr>
+          <w:rFonts w:hint="default" w:ascii="微软雅黑" w:hAnsi="微软雅黑" w:eastAsia="微软雅黑" w:cs="微软雅黑"/>
+          <w:i w:val="0"/>
+          <w:iCs w:val="0"/>
+          <w:caps w:val="0"/>
+          <w:color w:val="000000"/>
+          <w:spacing w:val="15"/>
+          <w:sz w:val="22"/>
+          <w:szCs w:val="22"/>
+          <w:shd w:val="clear" w:fill="FFFFFF"/>
+          <w:lang w:val="en-US" w:eastAsia="zh-CN"/>
+          <w:woUserID w:val="1"/>
+        </w:rPr>
+        <w:t>使部分误差项在后续处理中具备可抑制性，</w:t>
+      </w:r>
+    </w:p>
+    <w:p>
+      <w:pPr>
+        <w:rPr>
+          <w:rFonts w:hint="default" w:ascii="微软雅黑" w:hAnsi="微软雅黑" w:eastAsia="微软雅黑" w:cs="微软雅黑"/>
+          <w:i w:val="0"/>
+          <w:iCs w:val="0"/>
+          <w:caps w:val="0"/>
+          <w:color w:val="000000"/>
+          <w:spacing w:val="15"/>
+          <w:sz w:val="22"/>
+          <w:szCs w:val="22"/>
+          <w:shd w:val="clear" w:fill="FFFFFF"/>
+          <w:woUserID w:val="1"/>
+        </w:rPr>
+      </w:pPr>
+      <w:r>
+        <w:rPr>
+          <w:rFonts w:hint="default" w:ascii="微软雅黑" w:hAnsi="微软雅黑" w:eastAsia="微软雅黑" w:cs="微软雅黑"/>
+          <w:i w:val="0"/>
+          <w:iCs w:val="0"/>
+          <w:caps w:val="0"/>
+          <w:color w:val="000000"/>
+          <w:spacing w:val="15"/>
+          <w:sz w:val="22"/>
+          <w:szCs w:val="22"/>
+          <w:shd w:val="clear" w:fill="FFFFFF"/>
+          <w:lang w:val="en-US" w:eastAsia="zh-CN"/>
+          <w:woUserID w:val="1"/>
+        </w:rPr>
+        <w:t>从而改善低压条件下的有效增益与线性。</w:t>
+      </w:r>
+    </w:p>
+    <w:p>
+      <w:pPr>
+        <w:rPr>
+          <w:rFonts w:hint="default" w:ascii="微软雅黑" w:hAnsi="微软雅黑" w:eastAsia="微软雅黑" w:cs="微软雅黑"/>
+          <w:i w:val="0"/>
+          <w:iCs w:val="0"/>
+          <w:caps w:val="0"/>
+          <w:color w:val="000000"/>
+          <w:spacing w:val="15"/>
+          <w:sz w:val="22"/>
+          <w:szCs w:val="22"/>
+          <w:shd w:val="clear" w:fill="FFFFFF"/>
+          <w:woUserID w:val="1"/>
+        </w:rPr>
+      </w:pPr>
+      <w:r>
+        <w:rPr>
+          <w:rFonts w:hint="default" w:ascii="微软雅黑" w:hAnsi="微软雅黑" w:eastAsia="微软雅黑" w:cs="微软雅黑"/>
+          <w:i w:val="0"/>
+          <w:iCs w:val="0"/>
+          <w:caps w:val="0"/>
+          <w:color w:val="000000"/>
+          <w:spacing w:val="15"/>
+          <w:sz w:val="22"/>
+          <w:szCs w:val="22"/>
+          <w:shd w:val="clear" w:fill="FFFFFF"/>
+          <w:lang w:val="en-US" w:eastAsia="zh-CN"/>
+          <w:woUserID w:val="1"/>
+        </w:rPr>
+        <w:t>已有工作表明，CLS 可在离散时间 MASH ADC、inverter-based OTA</w:t>
+      </w:r>
+    </w:p>
+    <w:p>
+      <w:pPr>
+        <w:rPr>
+          <w:rFonts w:hint="default" w:ascii="微软雅黑" w:hAnsi="微软雅黑" w:eastAsia="微软雅黑" w:cs="微软雅黑"/>
+          <w:i w:val="0"/>
+          <w:iCs w:val="0"/>
+          <w:caps w:val="0"/>
+          <w:color w:val="000000"/>
+          <w:spacing w:val="15"/>
+          <w:sz w:val="22"/>
+          <w:szCs w:val="22"/>
+          <w:shd w:val="clear" w:fill="FFFFFF"/>
+          <w:woUserID w:val="1"/>
+        </w:rPr>
+      </w:pPr>
+      <w:r>
+        <w:rPr>
+          <w:rFonts w:hint="default" w:ascii="微软雅黑" w:hAnsi="微软雅黑" w:eastAsia="微软雅黑" w:cs="微软雅黑"/>
+          <w:i w:val="0"/>
+          <w:iCs w:val="0"/>
+          <w:caps w:val="0"/>
+          <w:color w:val="000000"/>
+          <w:spacing w:val="15"/>
+          <w:sz w:val="22"/>
+          <w:szCs w:val="22"/>
+          <w:shd w:val="clear" w:fill="FFFFFF"/>
+          <w:lang w:val="en-US" w:eastAsia="zh-CN"/>
+          <w:woUserID w:val="1"/>
+        </w:rPr>
+        <w:t>以及传感 CDC 前端中带来可观收益</w:t>
+      </w:r>
+    </w:p>
+    <w:p>
+      <w:pPr>
+        <w:rPr>
+          <w:rFonts w:hint="default" w:ascii="微软雅黑" w:hAnsi="微软雅黑" w:eastAsia="微软雅黑" w:cs="微软雅黑"/>
+          <w:i w:val="0"/>
+          <w:iCs w:val="0"/>
+          <w:caps w:val="0"/>
+          <w:color w:val="000000"/>
+          <w:spacing w:val="15"/>
+          <w:sz w:val="22"/>
+          <w:szCs w:val="22"/>
+          <w:shd w:val="clear" w:fill="FFFFFF"/>
+          <w:woUserID w:val="1"/>
+        </w:rPr>
+      </w:pPr>
+      <w:r>
+        <w:rPr>
+          <w:rFonts w:hint="default" w:ascii="微软雅黑" w:hAnsi="微软雅黑" w:eastAsia="微软雅黑" w:cs="微软雅黑"/>
+          <w:i w:val="0"/>
+          <w:iCs w:val="0"/>
+          <w:caps w:val="0"/>
+          <w:color w:val="000000"/>
+          <w:spacing w:val="15"/>
+          <w:sz w:val="22"/>
+          <w:szCs w:val="22"/>
+          <w:shd w:val="clear" w:fill="FFFFFF"/>
+          <w:lang w:val="en-US" w:eastAsia="zh-CN"/>
+          <w:woUserID w:val="1"/>
+        </w:rPr>
+        <w:t>\cite{hu2022mashcls,meng2023jssc_mash,liu2020pingpongcls,li2024crcls}。</w:t>
+      </w:r>
+    </w:p>
+    <w:p>
+      <w:pPr>
+        <w:rPr>
+          <w:rFonts w:hint="default" w:ascii="微软雅黑" w:hAnsi="微软雅黑" w:eastAsia="微软雅黑" w:cs="微软雅黑"/>
+          <w:i w:val="0"/>
+          <w:iCs w:val="0"/>
+          <w:caps w:val="0"/>
+          <w:color w:val="000000"/>
+          <w:spacing w:val="15"/>
+          <w:sz w:val="22"/>
+          <w:szCs w:val="22"/>
+          <w:shd w:val="clear" w:fill="FFFFFF"/>
+          <w:woUserID w:val="1"/>
+        </w:rPr>
+      </w:pPr>
+      <w:r>
+        <w:rPr>
+          <w:rFonts w:hint="default" w:ascii="微软雅黑" w:hAnsi="微软雅黑" w:eastAsia="微软雅黑" w:cs="微软雅黑"/>
+          <w:i w:val="0"/>
+          <w:iCs w:val="0"/>
+          <w:caps w:val="0"/>
+          <w:color w:val="000000"/>
+          <w:spacing w:val="15"/>
+          <w:sz w:val="22"/>
+          <w:szCs w:val="22"/>
+          <w:shd w:val="clear" w:fill="FFFFFF"/>
+          <w:lang w:val="en-US" w:eastAsia="zh-CN"/>
+          <w:woUserID w:val="1"/>
+        </w:rPr>
+        <w:t>其中，面向湿度传感的 CR-CLS（Charge-Redistribution CLS）</w:t>
+      </w:r>
+    </w:p>
+    <w:p>
+      <w:pPr>
+        <w:rPr>
+          <w:rFonts w:hint="default" w:ascii="微软雅黑" w:hAnsi="微软雅黑" w:eastAsia="微软雅黑" w:cs="微软雅黑"/>
+          <w:i w:val="0"/>
+          <w:iCs w:val="0"/>
+          <w:caps w:val="0"/>
+          <w:color w:val="000000"/>
+          <w:spacing w:val="15"/>
+          <w:sz w:val="22"/>
+          <w:szCs w:val="22"/>
+          <w:shd w:val="clear" w:fill="FFFFFF"/>
+          <w:woUserID w:val="1"/>
+        </w:rPr>
+      </w:pPr>
+      <w:r>
+        <w:rPr>
+          <w:rFonts w:hint="default" w:ascii="微软雅黑" w:hAnsi="微软雅黑" w:eastAsia="微软雅黑" w:cs="微软雅黑"/>
+          <w:i w:val="0"/>
+          <w:iCs w:val="0"/>
+          <w:caps w:val="0"/>
+          <w:color w:val="000000"/>
+          <w:spacing w:val="15"/>
+          <w:sz w:val="22"/>
+          <w:szCs w:val="22"/>
+          <w:shd w:val="clear" w:fill="FFFFFF"/>
+          <w:lang w:val="en-US" w:eastAsia="zh-CN"/>
+          <w:woUserID w:val="1"/>
+        </w:rPr>
+        <w:t>进一步展示了“电荷重分配 + 相关电平移位 + FIA + Zoom CDC”的跨层协同潜力，</w:t>
+      </w:r>
+    </w:p>
+    <w:p>
+      <w:pPr>
+        <w:rPr>
+          <w:rFonts w:hint="default" w:ascii="微软雅黑" w:hAnsi="微软雅黑" w:eastAsia="微软雅黑" w:cs="微软雅黑"/>
+          <w:i w:val="0"/>
+          <w:iCs w:val="0"/>
+          <w:caps w:val="0"/>
+          <w:color w:val="000000"/>
+          <w:spacing w:val="15"/>
+          <w:sz w:val="22"/>
+          <w:szCs w:val="22"/>
+          <w:shd w:val="clear" w:fill="FFFFFF"/>
+          <w:woUserID w:val="1"/>
+        </w:rPr>
+      </w:pPr>
+      <w:r>
+        <w:rPr>
+          <w:rFonts w:hint="default" w:ascii="微软雅黑" w:hAnsi="微软雅黑" w:eastAsia="微软雅黑" w:cs="微软雅黑"/>
+          <w:i w:val="0"/>
+          <w:iCs w:val="0"/>
+          <w:caps w:val="0"/>
+          <w:color w:val="000000"/>
+          <w:spacing w:val="15"/>
+          <w:sz w:val="22"/>
+          <w:szCs w:val="22"/>
+          <w:shd w:val="clear" w:fill="FFFFFF"/>
+          <w:lang w:val="en-US" w:eastAsia="zh-CN"/>
+          <w:woUserID w:val="1"/>
+        </w:rPr>
+        <w:t>为低功耗高精度传感读出提供了新的实现路径\cite{li2024crcls}.</w:t>
+      </w:r>
+    </w:p>
+    <w:p>
+      <w:pPr>
+        <w:rPr>
+          <w:rFonts w:ascii="微软雅黑" w:hAnsi="微软雅黑" w:eastAsia="微软雅黑" w:cs="微软雅黑"/>
+          <w:i w:val="0"/>
+          <w:iCs w:val="0"/>
+          <w:caps w:val="0"/>
+          <w:color w:val="000000"/>
+          <w:spacing w:val="15"/>
+          <w:sz w:val="22"/>
+          <w:szCs w:val="22"/>
+          <w:shd w:val="clear" w:fill="FFFFFF"/>
+          <w:woUserID w:val="1"/>
+        </w:rPr>
+      </w:pPr>
+    </w:p>
+    <w:p>
+      <w:pPr>
+        <w:rPr>
+          <w:rFonts w:hint="default" w:ascii="微软雅黑" w:hAnsi="微软雅黑" w:eastAsia="微软雅黑" w:cs="微软雅黑"/>
+          <w:i w:val="0"/>
+          <w:iCs w:val="0"/>
+          <w:caps w:val="0"/>
+          <w:color w:val="000000"/>
+          <w:spacing w:val="15"/>
+          <w:sz w:val="22"/>
+          <w:szCs w:val="22"/>
+          <w:shd w:val="clear" w:fill="FFFFFF"/>
+          <w:woUserID w:val="1"/>
+        </w:rPr>
+      </w:pPr>
+      <w:r>
+        <w:rPr>
+          <w:rFonts w:hint="default" w:ascii="微软雅黑" w:hAnsi="微软雅黑" w:eastAsia="微软雅黑" w:cs="微软雅黑"/>
+          <w:i w:val="0"/>
+          <w:iCs w:val="0"/>
+          <w:caps w:val="0"/>
+          <w:color w:val="000000"/>
+          <w:spacing w:val="15"/>
+          <w:sz w:val="22"/>
+          <w:szCs w:val="22"/>
+          <w:shd w:val="clear" w:fill="FFFFFF"/>
+          <w:lang w:val="en-US" w:eastAsia="zh-CN"/>
+          <w:woUserID w:val="1"/>
+        </w:rPr>
+        <w:t>从应用需求看，未来大量边缘节点并不追求最高采样速率，</w:t>
+      </w:r>
+    </w:p>
+    <w:p>
+      <w:pPr>
+        <w:rPr>
+          <w:rFonts w:hint="default" w:ascii="微软雅黑" w:hAnsi="微软雅黑" w:eastAsia="微软雅黑" w:cs="微软雅黑"/>
+          <w:i w:val="0"/>
+          <w:iCs w:val="0"/>
+          <w:caps w:val="0"/>
+          <w:color w:val="000000"/>
+          <w:spacing w:val="15"/>
+          <w:sz w:val="22"/>
+          <w:szCs w:val="22"/>
+          <w:shd w:val="clear" w:fill="FFFFFF"/>
+          <w:woUserID w:val="1"/>
+        </w:rPr>
+      </w:pPr>
+      <w:r>
+        <w:rPr>
+          <w:rFonts w:hint="default" w:ascii="微软雅黑" w:hAnsi="微软雅黑" w:eastAsia="微软雅黑" w:cs="微软雅黑"/>
+          <w:i w:val="0"/>
+          <w:iCs w:val="0"/>
+          <w:caps w:val="0"/>
+          <w:color w:val="000000"/>
+          <w:spacing w:val="15"/>
+          <w:sz w:val="22"/>
+          <w:szCs w:val="22"/>
+          <w:shd w:val="clear" w:fill="FFFFFF"/>
+          <w:lang w:val="en-US" w:eastAsia="zh-CN"/>
+          <w:woUserID w:val="1"/>
+        </w:rPr>
+        <w:t>而更强调长期稳定、低能耗与可批量制造，</w:t>
+      </w:r>
+    </w:p>
+    <w:p>
+      <w:pPr>
+        <w:rPr>
+          <w:rFonts w:hint="default" w:ascii="微软雅黑" w:hAnsi="微软雅黑" w:eastAsia="微软雅黑" w:cs="微软雅黑"/>
+          <w:i w:val="0"/>
+          <w:iCs w:val="0"/>
+          <w:caps w:val="0"/>
+          <w:color w:val="000000"/>
+          <w:spacing w:val="15"/>
+          <w:sz w:val="22"/>
+          <w:szCs w:val="22"/>
+          <w:shd w:val="clear" w:fill="FFFFFF"/>
+          <w:woUserID w:val="1"/>
+        </w:rPr>
+      </w:pPr>
+      <w:r>
+        <w:rPr>
+          <w:rFonts w:hint="default" w:ascii="微软雅黑" w:hAnsi="微软雅黑" w:eastAsia="微软雅黑" w:cs="微软雅黑"/>
+          <w:i w:val="0"/>
+          <w:iCs w:val="0"/>
+          <w:caps w:val="0"/>
+          <w:color w:val="000000"/>
+          <w:spacing w:val="15"/>
+          <w:sz w:val="22"/>
+          <w:szCs w:val="22"/>
+          <w:shd w:val="clear" w:fill="FFFFFF"/>
+          <w:lang w:val="en-US" w:eastAsia="zh-CN"/>
+          <w:woUserID w:val="1"/>
+        </w:rPr>
+        <w:t>这恰好与动态放大器及其改进技术的演进方向一致。</w:t>
+      </w:r>
+    </w:p>
+    <w:p>
+      <w:pPr>
+        <w:rPr>
+          <w:rFonts w:hint="default" w:ascii="微软雅黑" w:hAnsi="微软雅黑" w:eastAsia="微软雅黑" w:cs="微软雅黑"/>
+          <w:i w:val="0"/>
+          <w:iCs w:val="0"/>
+          <w:caps w:val="0"/>
+          <w:color w:val="000000"/>
+          <w:spacing w:val="15"/>
+          <w:sz w:val="22"/>
+          <w:szCs w:val="22"/>
+          <w:shd w:val="clear" w:fill="FFFFFF"/>
+          <w:woUserID w:val="1"/>
+        </w:rPr>
+      </w:pPr>
+      <w:r>
+        <w:rPr>
+          <w:rFonts w:hint="default" w:ascii="微软雅黑" w:hAnsi="微软雅黑" w:eastAsia="微软雅黑" w:cs="微软雅黑"/>
+          <w:i w:val="0"/>
+          <w:iCs w:val="0"/>
+          <w:caps w:val="0"/>
+          <w:color w:val="000000"/>
+          <w:spacing w:val="15"/>
+          <w:sz w:val="22"/>
+          <w:szCs w:val="22"/>
+          <w:shd w:val="clear" w:fill="FFFFFF"/>
+          <w:lang w:val="en-US" w:eastAsia="zh-CN"/>
+          <w:woUserID w:val="1"/>
+        </w:rPr>
+        <w:t>对本课题而言，</w:t>
+      </w:r>
+    </w:p>
+    <w:p>
+      <w:pPr>
+        <w:rPr>
+          <w:rFonts w:hint="default" w:ascii="微软雅黑" w:hAnsi="微软雅黑" w:eastAsia="微软雅黑" w:cs="微软雅黑"/>
+          <w:i w:val="0"/>
+          <w:iCs w:val="0"/>
+          <w:caps w:val="0"/>
+          <w:color w:val="000000"/>
+          <w:spacing w:val="15"/>
+          <w:sz w:val="22"/>
+          <w:szCs w:val="22"/>
+          <w:shd w:val="clear" w:fill="FFFFFF"/>
+          <w:woUserID w:val="1"/>
+        </w:rPr>
+      </w:pPr>
+      <w:r>
+        <w:rPr>
+          <w:rFonts w:hint="default" w:ascii="微软雅黑" w:hAnsi="微软雅黑" w:eastAsia="微软雅黑" w:cs="微软雅黑"/>
+          <w:i w:val="0"/>
+          <w:iCs w:val="0"/>
+          <w:caps w:val="0"/>
+          <w:color w:val="000000"/>
+          <w:spacing w:val="15"/>
+          <w:sz w:val="22"/>
+          <w:szCs w:val="22"/>
+          <w:shd w:val="clear" w:fill="FFFFFF"/>
+          <w:lang w:val="en-US" w:eastAsia="zh-CN"/>
+          <w:woUserID w:val="1"/>
+        </w:rPr>
+        <w:t>研究基于 CLS 与低压浮动反相放大器（LVFIA）的高能效动态放大电路，</w:t>
+      </w:r>
+    </w:p>
+    <w:p>
+      <w:pPr>
+        <w:rPr>
+          <w:rFonts w:hint="default" w:ascii="微软雅黑" w:hAnsi="微软雅黑" w:eastAsia="微软雅黑" w:cs="微软雅黑"/>
+          <w:i w:val="0"/>
+          <w:iCs w:val="0"/>
+          <w:caps w:val="0"/>
+          <w:color w:val="000000"/>
+          <w:spacing w:val="15"/>
+          <w:sz w:val="22"/>
+          <w:szCs w:val="22"/>
+          <w:shd w:val="clear" w:fill="FFFFFF"/>
+          <w:woUserID w:val="1"/>
+        </w:rPr>
+      </w:pPr>
+      <w:r>
+        <w:rPr>
+          <w:rFonts w:hint="default" w:ascii="微软雅黑" w:hAnsi="微软雅黑" w:eastAsia="微软雅黑" w:cs="微软雅黑"/>
+          <w:i w:val="0"/>
+          <w:iCs w:val="0"/>
+          <w:caps w:val="0"/>
+          <w:color w:val="000000"/>
+          <w:spacing w:val="15"/>
+          <w:sz w:val="22"/>
+          <w:szCs w:val="22"/>
+          <w:shd w:val="clear" w:fill="FFFFFF"/>
+          <w:lang w:val="en-US" w:eastAsia="zh-CN"/>
+          <w:woUserID w:val="1"/>
+        </w:rPr>
+        <w:t>既具有明确的理论价值，也具有直接工程意义：</w:t>
+      </w:r>
+    </w:p>
+    <w:p>
+      <w:pPr>
+        <w:rPr>
+          <w:rFonts w:hint="default" w:ascii="微软雅黑" w:hAnsi="微软雅黑" w:eastAsia="微软雅黑" w:cs="微软雅黑"/>
+          <w:i w:val="0"/>
+          <w:iCs w:val="0"/>
+          <w:caps w:val="0"/>
+          <w:color w:val="000000"/>
+          <w:spacing w:val="15"/>
+          <w:sz w:val="22"/>
+          <w:szCs w:val="22"/>
+          <w:shd w:val="clear" w:fill="FFFFFF"/>
+          <w:woUserID w:val="1"/>
+        </w:rPr>
+      </w:pPr>
+      <w:r>
+        <w:rPr>
+          <w:rFonts w:hint="default" w:ascii="微软雅黑" w:hAnsi="微软雅黑" w:eastAsia="微软雅黑" w:cs="微软雅黑"/>
+          <w:i w:val="0"/>
+          <w:iCs w:val="0"/>
+          <w:caps w:val="0"/>
+          <w:color w:val="000000"/>
+          <w:spacing w:val="15"/>
+          <w:sz w:val="22"/>
+          <w:szCs w:val="22"/>
+          <w:shd w:val="clear" w:fill="FFFFFF"/>
+          <w:lang w:val="en-US" w:eastAsia="zh-CN"/>
+          <w:woUserID w:val="1"/>
+        </w:rPr>
+        <w:t>在理论层面，可深化对低压动态放大误差机理与相关抑制机制的理解；</w:t>
+      </w:r>
+    </w:p>
+    <w:p>
+      <w:pPr>
+        <w:rPr>
+          <w:rFonts w:hint="default" w:ascii="微软雅黑" w:hAnsi="微软雅黑" w:eastAsia="微软雅黑" w:cs="微软雅黑"/>
+          <w:i w:val="0"/>
+          <w:iCs w:val="0"/>
+          <w:caps w:val="0"/>
+          <w:color w:val="000000"/>
+          <w:spacing w:val="15"/>
+          <w:sz w:val="22"/>
+          <w:szCs w:val="22"/>
+          <w:shd w:val="clear" w:fill="FFFFFF"/>
+          <w:woUserID w:val="1"/>
+        </w:rPr>
+      </w:pPr>
+      <w:r>
+        <w:rPr>
+          <w:rFonts w:hint="default" w:ascii="微软雅黑" w:hAnsi="微软雅黑" w:eastAsia="微软雅黑" w:cs="微软雅黑"/>
+          <w:i w:val="0"/>
+          <w:iCs w:val="0"/>
+          <w:caps w:val="0"/>
+          <w:color w:val="000000"/>
+          <w:spacing w:val="15"/>
+          <w:sz w:val="22"/>
+          <w:szCs w:val="22"/>
+          <w:shd w:val="clear" w:fill="FFFFFF"/>
+          <w:lang w:val="en-US" w:eastAsia="zh-CN"/>
+          <w:woUserID w:val="1"/>
+        </w:rPr>
+        <w:t>在工程层面，可为低功耗传感接口与高分辨离散时间转换器提供可复用的设计方法，</w:t>
+      </w:r>
+    </w:p>
+    <w:p>
+      <w:pPr>
+        <w:rPr>
+          <w:rFonts w:hint="default" w:ascii="微软雅黑" w:hAnsi="微软雅黑" w:eastAsia="微软雅黑" w:cs="微软雅黑"/>
+          <w:i w:val="0"/>
+          <w:iCs w:val="0"/>
+          <w:caps w:val="0"/>
+          <w:color w:val="000000"/>
+          <w:spacing w:val="15"/>
+          <w:sz w:val="22"/>
+          <w:szCs w:val="22"/>
+          <w:shd w:val="clear" w:fill="FFFFFF"/>
+          <w:woUserID w:val="1"/>
+        </w:rPr>
+      </w:pPr>
+      <w:r>
+        <w:rPr>
+          <w:rFonts w:hint="default" w:ascii="微软雅黑" w:hAnsi="微软雅黑" w:eastAsia="微软雅黑" w:cs="微软雅黑"/>
+          <w:i w:val="0"/>
+          <w:iCs w:val="0"/>
+          <w:caps w:val="0"/>
+          <w:color w:val="000000"/>
+          <w:spacing w:val="15"/>
+          <w:sz w:val="22"/>
+          <w:szCs w:val="22"/>
+          <w:shd w:val="clear" w:fill="FFFFFF"/>
+          <w:lang w:val="en-US" w:eastAsia="zh-CN"/>
+          <w:woUserID w:val="1"/>
+        </w:rPr>
+        <w:t>支撑高性能边缘感知芯片的实现。</w:t>
+      </w:r>
+    </w:p>
+    <w:p>
+      <w:pPr>
+        <w:rPr>
+          <w:rFonts w:ascii="微软雅黑" w:hAnsi="微软雅黑" w:eastAsia="微软雅黑" w:cs="微软雅黑"/>
+          <w:i w:val="0"/>
+          <w:iCs w:val="0"/>
+          <w:caps w:val="0"/>
+          <w:color w:val="000000"/>
+          <w:spacing w:val="15"/>
+          <w:sz w:val="22"/>
+          <w:szCs w:val="22"/>
+          <w:shd w:val="clear" w:fill="FFFFFF"/>
+          <w:woUserID w:val="1"/>
+        </w:rPr>
+      </w:pPr>
+    </w:p>
+    <w:bookmarkEnd w:id="0"/>
+    <w:p>
+      <w:pPr>
+        <w:rPr>
+          <w:rFonts w:ascii="微软雅黑" w:hAnsi="微软雅黑" w:eastAsia="微软雅黑" w:cs="微软雅黑"/>
+          <w:i w:val="0"/>
+          <w:iCs w:val="0"/>
+          <w:caps w:val="0"/>
+          <w:color w:val="000000"/>
+          <w:spacing w:val="15"/>
+          <w:sz w:val="22"/>
+          <w:szCs w:val="22"/>
+          <w:shd w:val="clear" w:fill="FFFFFF"/>
+          <w:woUserID w:val="1"/>
+        </w:rPr>
+      </w:pPr>
+    </w:p>
+    <w:p>
+      <w:pPr>
+        <w:rPr>
+          <w:rFonts w:hint="eastAsia" w:ascii="微软雅黑" w:hAnsi="微软雅黑" w:eastAsia="微软雅黑" w:cs="微软雅黑"/>
+          <w:i w:val="0"/>
+          <w:iCs w:val="0"/>
+          <w:caps w:val="0"/>
+          <w:color w:val="000000"/>
+          <w:spacing w:val="15"/>
+          <w:sz w:val="22"/>
+          <w:szCs w:val="22"/>
+          <w:shd w:val="clear" w:fill="FFFFFF"/>
+          <w:lang w:val="en-US" w:eastAsia="zh"/>
+          <w:woUserID w:val="1"/>
+        </w:rPr>
+      </w:pPr>
+    </w:p>
+    <w:p>
+      <w:pPr>
+        <w:rPr>
           <w:rFonts w:hint="default" w:ascii="Times New Roman" w:hAnsi="Times New Roman" w:eastAsia="宋体" w:cs="Times New Roman"/>
           <w:vertAlign w:val="subscript"/>
           <w:lang w:val="en-US" w:eastAsia="zh-CN"/>
         </w:rPr>
       </w:pPr>
-      <w:r>
-        <w:rPr>
-          <w:rFonts w:hint="default" w:ascii="Times New Roman" w:hAnsi="Times New Roman" w:eastAsia="宋体" w:cs="Times New Roman"/>
-          <w:vertAlign w:val="subscript"/>
-          <w:lang w:val="en-US" w:eastAsia="zh-CN"/>
-        </w:rPr>
-        <w:t>这篇论文基于高能效高精度全动态放大器研究项目，首先回顾了动态放大器作为低功耗放大器具有</w:t>
-      </w:r>
-    </w:p>
-    <w:p>
-      <w:pPr>
-        <w:rPr>
-          <w:rFonts w:hint="default" w:ascii="Times New Roman" w:hAnsi="Times New Roman" w:eastAsia="宋体" w:cs="Times New Roman"/>
-          <w:vertAlign w:val="subscript"/>
-          <w:lang w:val="en-US" w:eastAsia="zh-CN"/>
-        </w:rPr>
-      </w:pPr>
-      <w:r>
-        <w:rPr>
-          <w:rFonts w:hint="default" w:ascii="Times New Roman" w:hAnsi="Times New Roman" w:eastAsia="宋体" w:cs="Times New Roman"/>
-          <w:vertAlign w:val="subscript"/>
-          <w:lang w:val="en-US" w:eastAsia="zh-CN"/>
-        </w:rPr>
-        <w:t>的全动态功耗、高动态性能的优势，分析了传统固定偏置式电平移位方法在低电压环境下增益不足、线性下降、共模漂移敏感等问题的根源。</w:t>
-      </w:r>
-    </w:p>
-    <w:p>
-      <w:pPr>
-        <w:rPr>
-          <w:rFonts w:hint="default" w:ascii="Times New Roman" w:hAnsi="Times New Roman" w:eastAsia="宋体" w:cs="Times New Roman"/>
-          <w:vertAlign w:val="subscript"/>
-          <w:lang w:val="en-US" w:eastAsia="zh-CN"/>
-        </w:rPr>
-      </w:pPr>
-      <w:r>
-        <w:rPr>
-          <w:rFonts w:hint="default" w:ascii="Times New Roman" w:hAnsi="Times New Roman" w:eastAsia="宋体" w:cs="Times New Roman"/>
-          <w:vertAlign w:val="subscript"/>
-          <w:lang w:val="en-US" w:eastAsia="zh-CN"/>
-        </w:rPr>
-        <w:t>针对这些问题，本文提出了一种基于低压浮动反相放大器（LVFIA）和相关电平移位</w:t>
-      </w:r>
-    </w:p>
-    <w:p>
-      <w:pPr>
-        <w:rPr>
-          <w:rFonts w:hint="default" w:ascii="Times New Roman" w:hAnsi="Times New Roman" w:eastAsia="宋体" w:cs="Times New Roman"/>
-          <w:vertAlign w:val="subscript"/>
-          <w:lang w:val="en-US" w:eastAsia="zh-CN"/>
-        </w:rPr>
-      </w:pPr>
-      <w:r>
-        <w:rPr>
-          <w:rFonts w:hint="default" w:ascii="Times New Roman" w:hAnsi="Times New Roman" w:eastAsia="宋体" w:cs="Times New Roman"/>
-          <w:vertAlign w:val="subscript"/>
-          <w:lang w:val="en-US" w:eastAsia="zh-CN"/>
-        </w:rPr>
-        <w:t>（Correlated Level Shifting, CLS）技术的创新架构设计方法，</w:t>
-      </w:r>
-    </w:p>
-    <w:p>
-      <w:pPr>
-        <w:rPr>
-          <w:rFonts w:hint="default" w:ascii="Times New Roman" w:hAnsi="Times New Roman" w:eastAsia="宋体" w:cs="Times New Roman"/>
-          <w:vertAlign w:val="subscript"/>
-          <w:lang w:val="en-US" w:eastAsia="zh-CN"/>
-        </w:rPr>
-      </w:pPr>
-      <w:r>
-        <w:rPr>
-          <w:rFonts w:hint="default" w:ascii="Times New Roman" w:hAnsi="Times New Roman" w:eastAsia="宋体" w:cs="Times New Roman"/>
-          <w:vertAlign w:val="subscript"/>
-          <w:lang w:val="en-US" w:eastAsia="zh-CN"/>
-        </w:rPr>
-        <w:t>通过理论分析、仿真验证和实验测试，系统评估了CLS在提升动态放大器性能方面的有效性，</w:t>
-      </w:r>
-    </w:p>
-    <w:p>
-      <w:pPr>
-        <w:rPr>
-          <w:rFonts w:hint="default" w:ascii="Times New Roman" w:hAnsi="Times New Roman" w:eastAsia="宋体" w:cs="Times New Roman"/>
-          <w:vertAlign w:val="subscript"/>
-          <w:lang w:val="en-US" w:eastAsia="zh-CN"/>
-        </w:rPr>
-      </w:pPr>
-      <w:r>
-        <w:rPr>
-          <w:rFonts w:hint="default" w:ascii="Times New Roman" w:hAnsi="Times New Roman" w:eastAsia="宋体" w:cs="Times New Roman"/>
-          <w:vertAlign w:val="subscript"/>
-          <w:lang w:val="en-US" w:eastAsia="zh-CN"/>
-        </w:rPr>
-        <w:t>并与传统固定偏置式电平移位方法进行了对比。结果表明，CLS能够显著提升动态放大器的增益和线性度，</w:t>
-      </w:r>
-    </w:p>
-    <w:p>
-      <w:pPr>
-        <w:rPr>
-          <w:rFonts w:hint="default" w:ascii="Times New Roman" w:hAnsi="Times New Roman" w:eastAsia="宋体" w:cs="Times New Roman"/>
-          <w:vertAlign w:val="subscript"/>
-          <w:lang w:val="en-US" w:eastAsia="zh-CN"/>
-        </w:rPr>
-      </w:pPr>
-      <w:r>
-        <w:rPr>
-          <w:rFonts w:hint="default" w:ascii="Times New Roman" w:hAnsi="Times New Roman" w:eastAsia="宋体" w:cs="Times New Roman"/>
-          <w:vertAlign w:val="subscript"/>
-          <w:lang w:val="en-US" w:eastAsia="zh-CN"/>
-        </w:rPr>
-        <w:t>同时降低共模漂移敏感性，为未来低电压模拟电路设计提供了新的思路和方法。</w:t>
-      </w:r>
-    </w:p>
-    <w:p>
-      <w:pPr>
-        <w:rPr>
-          <w:rFonts w:hint="default" w:ascii="Times New Roman" w:hAnsi="Times New Roman" w:eastAsia="宋体" w:cs="Times New Roman"/>
-          <w:vertAlign w:val="subscript"/>
-          <w:lang w:val="en-US" w:eastAsia="zh-CN"/>
-        </w:rPr>
-      </w:pPr>
-    </w:p>
-    <w:p>
-      <w:pPr>
-        <w:rPr>
-          <w:rFonts w:hint="default" w:ascii="Times New Roman" w:hAnsi="Times New Roman" w:eastAsia="宋体" w:cs="Times New Roman"/>
-          <w:vertAlign w:val="subscript"/>
-          <w:lang w:val="en-US" w:eastAsia="zh-CN"/>
-        </w:rPr>
-      </w:pPr>
-      <w:bookmarkStart w:id="0" w:name="_GoBack"/>
-      <w:bookmarkEnd w:id="0"/>
     </w:p>
     <w:sectPr>
       <w:pgSz w:w="11906" w:h="16838"/>
@@ -519,13 +2472,13 @@
       <w:lang w:val="en-US" w:eastAsia="zh-CN" w:bidi="ar-SA"/>
     </w:rPr>
   </w:style>
-  <w:style w:type="character" w:default="1" w:styleId="3">
+  <w:style w:type="character" w:default="1" w:styleId="4">
     <w:name w:val="Default Paragraph Font"/>
     <w:semiHidden/>
     <w:qFormat/>
     <w:uiPriority w:val="0"/>
   </w:style>
-  <w:style w:type="table" w:default="1" w:styleId="2">
+  <w:style w:type="table" w:default="1" w:styleId="3">
     <w:name w:val="Normal Table"/>
     <w:semiHidden/>
     <w:qFormat/>
@@ -538,6 +2491,21 @@
         <w:right w:w="108" w:type="dxa"/>
       </w:tblCellMar>
     </w:tblPr>
+  </w:style>
+  <w:style w:type="paragraph" w:styleId="2">
+    <w:name w:val="Normal (Web)"/>
+    <w:basedOn w:val="1"/>
+    <w:uiPriority w:val="0"/>
+    <w:pPr>
+      <w:spacing w:before="0" w:beforeAutospacing="1" w:after="0" w:afterAutospacing="1"/>
+      <w:ind w:left="0" w:right="0"/>
+      <w:jc w:val="left"/>
+    </w:pPr>
+    <w:rPr>
+      <w:kern w:val="0"/>
+      <w:sz w:val="24"/>
+      <w:lang w:val="en-US" w:eastAsia="zh-CN" w:bidi="ar"/>
+    </w:rPr>
   </w:style>
 </w:styles>
 </file>
